--- a/Отчет по проделанной работе.docx
+++ b/Отчет по проделанной работе.docx
@@ -1,6 +1,6 @@
 
 <file path=word/document.xml><?xml version="1.0" encoding="utf-8"?>
-<w:document xmlns:wpc="http://schemas.microsoft.com/office/word/2010/wordprocessingCanvas" xmlns:cx="http://schemas.microsoft.com/office/drawing/2014/chartex" xmlns:cx1="http://schemas.microsoft.com/office/drawing/2015/9/8/chartex" xmlns:cx2="http://schemas.microsoft.com/office/drawing/2015/10/21/chartex" xmlns:cx3="http://schemas.microsoft.com/office/drawing/2016/5/9/chartex" xmlns:cx4="http://schemas.microsoft.com/office/drawing/2016/5/10/chartex" xmlns:cx5="http://schemas.microsoft.com/office/drawing/2016/5/11/chartex" xmlns:cx6="http://schemas.microsoft.com/office/drawing/2016/5/12/chartex" xmlns:cx7="http://schemas.microsoft.com/office/drawing/2016/5/13/chartex" xmlns:cx8="http://schemas.microsoft.com/office/drawing/2016/5/14/chartex" xmlns:mc="http://schemas.openxmlformats.org/markup-compatibility/2006" xmlns:aink="http://schemas.microsoft.com/office/drawing/2016/ink" xmlns:am3d="http://schemas.microsoft.com/office/drawing/2017/model3d" xmlns:o="urn:schemas-microsoft-com:office:office" xmlns:r="http://schemas.openxmlformats.org/officeDocument/2006/relationships" xmlns:m="http://schemas.openxmlformats.org/officeDocument/2006/math" xmlns:v="urn:schemas-microsoft-com:vml" xmlns:wp14="http://schemas.microsoft.com/office/word/2010/wordprocessingDrawing" xmlns:wp="http://schemas.openxmlformats.org/drawingml/2006/wordprocessingDrawing" xmlns:w10="urn:schemas-microsoft-com:office:word" xmlns:w="http://schemas.openxmlformats.org/wordprocessingml/2006/main" xmlns:w14="http://schemas.microsoft.com/office/word/2010/wordml" xmlns:w15="http://schemas.microsoft.com/office/word/2012/wordml" xmlns:w16cex="http://schemas.microsoft.com/office/word/2018/wordml/cex" xmlns:w16cid="http://schemas.microsoft.com/office/word/2016/wordml/cid" xmlns:w16="http://schemas.microsoft.com/office/word/2018/wordml" xmlns:w16sdtdh="http://schemas.microsoft.com/office/word/2020/wordml/sdtdatahash" xmlns:w16se="http://schemas.microsoft.com/office/word/2015/wordml/symex" xmlns:wpg="http://schemas.microsoft.com/office/word/2010/wordprocessingGroup" xmlns:wpi="http://schemas.microsoft.com/office/word/2010/wordprocessingInk" xmlns:wne="http://schemas.microsoft.com/office/word/2006/wordml" xmlns:wps="http://schemas.microsoft.com/office/word/2010/wordprocessingShape" mc:Ignorable="w14 w15 w16se w16cid w16 w16cex w16sdtdh wp14">
+<w:document xmlns:wpc="http://schemas.microsoft.com/office/word/2010/wordprocessingCanvas" xmlns:cx="http://schemas.microsoft.com/office/drawing/2014/chartex" xmlns:cx1="http://schemas.microsoft.com/office/drawing/2015/9/8/chartex" xmlns:cx2="http://schemas.microsoft.com/office/drawing/2015/10/21/chartex" xmlns:cx3="http://schemas.microsoft.com/office/drawing/2016/5/9/chartex" xmlns:cx4="http://schemas.microsoft.com/office/drawing/2016/5/10/chartex" xmlns:cx5="http://schemas.microsoft.com/office/drawing/2016/5/11/chartex" xmlns:cx6="http://schemas.microsoft.com/office/drawing/2016/5/12/chartex" xmlns:cx7="http://schemas.microsoft.com/office/drawing/2016/5/13/chartex" xmlns:cx8="http://schemas.microsoft.com/office/drawing/2016/5/14/chartex" xmlns:mc="http://schemas.openxmlformats.org/markup-compatibility/2006" xmlns:aink="http://schemas.microsoft.com/office/drawing/2016/ink" xmlns:am3d="http://schemas.microsoft.com/office/drawing/2017/model3d" xmlns:o="urn:schemas-microsoft-com:office:office" xmlns:oel="http://schemas.microsoft.com/office/2019/extlst" xmlns:r="http://schemas.openxmlformats.org/officeDocument/2006/relationships" xmlns:m="http://schemas.openxmlformats.org/officeDocument/2006/math" xmlns:v="urn:schemas-microsoft-com:vml" xmlns:wp14="http://schemas.microsoft.com/office/word/2010/wordprocessingDrawing" xmlns:wp="http://schemas.openxmlformats.org/drawingml/2006/wordprocessingDrawing" xmlns:w10="urn:schemas-microsoft-com:office:word" xmlns:w="http://schemas.openxmlformats.org/wordprocessingml/2006/main" xmlns:w14="http://schemas.microsoft.com/office/word/2010/wordml" xmlns:w15="http://schemas.microsoft.com/office/word/2012/wordml" xmlns:w16cex="http://schemas.microsoft.com/office/word/2018/wordml/cex" xmlns:w16cid="http://schemas.microsoft.com/office/word/2016/wordml/cid" xmlns:w16="http://schemas.microsoft.com/office/word/2018/wordml" xmlns:w16sdtdh="http://schemas.microsoft.com/office/word/2020/wordml/sdtdatahash" xmlns:w16se="http://schemas.microsoft.com/office/word/2015/wordml/symex" xmlns:wpg="http://schemas.microsoft.com/office/word/2010/wordprocessingGroup" xmlns:wpi="http://schemas.microsoft.com/office/word/2010/wordprocessingInk" xmlns:wne="http://schemas.microsoft.com/office/word/2006/wordml" xmlns:wps="http://schemas.microsoft.com/office/word/2010/wordprocessingShape" mc:Ignorable="w14 w15 w16se w16cid w16 w16cex w16sdtdh wp14">
   <w:body>
     <w:p>
       <w:pPr>
@@ -35,7 +35,2329 @@
         </w:rPr>
         <w:t>GIT</w:t>
       </w:r>
-      <w:bookmarkEnd w:id="0"/>
+    </w:p>
+    <w:p>
+      <w:pPr>
+        <w:spacing w:after="0" w:line="360" w:lineRule="auto"/>
+        <w:ind w:firstLine="709"/>
+        <w:jc w:val="both"/>
+        <w:rPr>
+          <w:rFonts w:ascii="Times New Roman" w:hAnsi="Times New Roman" w:cs="Times New Roman"/>
+          <w:sz w:val="28"/>
+          <w:szCs w:val="28"/>
+        </w:rPr>
+      </w:pPr>
+      <w:r>
+        <w:rPr>
+          <w:rFonts w:ascii="Times New Roman" w:hAnsi="Times New Roman" w:cs="Times New Roman"/>
+          <w:sz w:val="28"/>
+          <w:szCs w:val="28"/>
+        </w:rPr>
+        <w:t>Создание репозитория и добавления отчета</w:t>
+      </w:r>
+    </w:p>
+    <w:p>
+      <w:pPr>
+        <w:spacing w:after="0" w:line="360" w:lineRule="auto"/>
+        <w:ind w:firstLine="709"/>
+        <w:jc w:val="both"/>
+        <w:rPr>
+          <w:rFonts w:ascii="Times New Roman" w:hAnsi="Times New Roman" w:cs="Times New Roman"/>
+          <w:sz w:val="28"/>
+          <w:szCs w:val="28"/>
+        </w:rPr>
+      </w:pPr>
+      <w:r>
+        <w:rPr>
+          <w:rFonts w:ascii="Times New Roman" w:hAnsi="Times New Roman" w:cs="Times New Roman"/>
+          <w:noProof/>
+          <w:sz w:val="28"/>
+          <w:szCs w:val="28"/>
+        </w:rPr>
+        <w:drawing>
+          <wp:inline distT="0" distB="0" distL="0" distR="0" wp14:anchorId="7D811317" wp14:editId="5BC641E1">
+            <wp:extent cx="3639058" cy="1629002"/>
+            <wp:effectExtent l="0" t="0" r="0" b="9525"/>
+            <wp:docPr id="1" name="Рисунок 1"/>
+            <wp:cNvGraphicFramePr>
+              <a:graphicFrameLocks xmlns:a="http://schemas.openxmlformats.org/drawingml/2006/main" noChangeAspect="1"/>
+            </wp:cNvGraphicFramePr>
+            <a:graphic xmlns:a="http://schemas.openxmlformats.org/drawingml/2006/main">
+              <a:graphicData uri="http://schemas.openxmlformats.org/drawingml/2006/picture">
+                <pic:pic xmlns:pic="http://schemas.openxmlformats.org/drawingml/2006/picture">
+                  <pic:nvPicPr>
+                    <pic:cNvPr id="1" name=""/>
+                    <pic:cNvPicPr/>
+                  </pic:nvPicPr>
+                  <pic:blipFill>
+                    <a:blip r:embed="rId6"/>
+                    <a:stretch>
+                      <a:fillRect/>
+                    </a:stretch>
+                  </pic:blipFill>
+                  <pic:spPr>
+                    <a:xfrm>
+                      <a:off x="0" y="0"/>
+                      <a:ext cx="3639058" cy="1629002"/>
+                    </a:xfrm>
+                    <a:prstGeom prst="rect">
+                      <a:avLst/>
+                    </a:prstGeom>
+                  </pic:spPr>
+                </pic:pic>
+              </a:graphicData>
+            </a:graphic>
+          </wp:inline>
+        </w:drawing>
+      </w:r>
+    </w:p>
+    <w:p>
+      <w:pPr>
+        <w:spacing w:after="0" w:line="360" w:lineRule="auto"/>
+        <w:ind w:firstLine="709"/>
+        <w:jc w:val="both"/>
+        <w:rPr>
+          <w:rFonts w:ascii="Times New Roman" w:hAnsi="Times New Roman" w:cs="Times New Roman"/>
+          <w:sz w:val="28"/>
+          <w:szCs w:val="28"/>
+        </w:rPr>
+      </w:pPr>
+      <w:r>
+        <w:rPr>
+          <w:rFonts w:ascii="Times New Roman" w:hAnsi="Times New Roman" w:cs="Times New Roman"/>
+          <w:sz w:val="28"/>
+          <w:szCs w:val="28"/>
+        </w:rPr>
+        <w:t>Создание ветки для анализа предметной области и переход на нее</w:t>
+      </w:r>
+    </w:p>
+    <w:p>
+      <w:pPr>
+        <w:spacing w:after="0" w:line="360" w:lineRule="auto"/>
+        <w:ind w:firstLine="709"/>
+        <w:jc w:val="both"/>
+        <w:rPr>
+          <w:rFonts w:ascii="Times New Roman" w:hAnsi="Times New Roman" w:cs="Times New Roman"/>
+          <w:sz w:val="28"/>
+          <w:szCs w:val="28"/>
+        </w:rPr>
+      </w:pPr>
+      <w:r>
+        <w:rPr>
+          <w:rFonts w:ascii="Times New Roman" w:hAnsi="Times New Roman" w:cs="Times New Roman"/>
+          <w:noProof/>
+          <w:sz w:val="28"/>
+          <w:szCs w:val="28"/>
+        </w:rPr>
+        <w:drawing>
+          <wp:inline distT="0" distB="0" distL="0" distR="0" wp14:anchorId="5FDA3D90" wp14:editId="52789B92">
+            <wp:extent cx="2857899" cy="828791"/>
+            <wp:effectExtent l="0" t="0" r="0" b="9525"/>
+            <wp:docPr id="2" name="Рисунок 2"/>
+            <wp:cNvGraphicFramePr>
+              <a:graphicFrameLocks xmlns:a="http://schemas.openxmlformats.org/drawingml/2006/main" noChangeAspect="1"/>
+            </wp:cNvGraphicFramePr>
+            <a:graphic xmlns:a="http://schemas.openxmlformats.org/drawingml/2006/main">
+              <a:graphicData uri="http://schemas.openxmlformats.org/drawingml/2006/picture">
+                <pic:pic xmlns:pic="http://schemas.openxmlformats.org/drawingml/2006/picture">
+                  <pic:nvPicPr>
+                    <pic:cNvPr id="1" name=""/>
+                    <pic:cNvPicPr/>
+                  </pic:nvPicPr>
+                  <pic:blipFill>
+                    <a:blip r:embed="rId7"/>
+                    <a:stretch>
+                      <a:fillRect/>
+                    </a:stretch>
+                  </pic:blipFill>
+                  <pic:spPr>
+                    <a:xfrm>
+                      <a:off x="0" y="0"/>
+                      <a:ext cx="2857899" cy="828791"/>
+                    </a:xfrm>
+                    <a:prstGeom prst="rect">
+                      <a:avLst/>
+                    </a:prstGeom>
+                  </pic:spPr>
+                </pic:pic>
+              </a:graphicData>
+            </a:graphic>
+          </wp:inline>
+        </w:drawing>
+      </w:r>
+    </w:p>
+    <w:p>
+      <w:pPr>
+        <w:spacing w:after="0" w:line="360" w:lineRule="auto"/>
+        <w:ind w:firstLine="709"/>
+        <w:jc w:val="both"/>
+        <w:rPr>
+          <w:rFonts w:ascii="Times New Roman" w:hAnsi="Times New Roman" w:cs="Times New Roman"/>
+          <w:sz w:val="28"/>
+          <w:szCs w:val="28"/>
+        </w:rPr>
+      </w:pPr>
+      <w:r>
+        <w:rPr>
+          <w:rFonts w:ascii="Times New Roman" w:hAnsi="Times New Roman" w:cs="Times New Roman"/>
+          <w:sz w:val="28"/>
+          <w:szCs w:val="28"/>
+        </w:rPr>
+        <w:t>Коммит</w:t>
+      </w:r>
+      <w:r>
+        <w:rPr>
+          <w:rFonts w:ascii="Times New Roman" w:hAnsi="Times New Roman" w:cs="Times New Roman"/>
+          <w:sz w:val="28"/>
+          <w:szCs w:val="28"/>
+        </w:rPr>
+        <w:t xml:space="preserve">ы </w:t>
+      </w:r>
+      <w:r>
+        <w:rPr>
+          <w:rFonts w:ascii="Times New Roman" w:hAnsi="Times New Roman" w:cs="Times New Roman"/>
+          <w:sz w:val="28"/>
+          <w:szCs w:val="28"/>
+        </w:rPr>
+        <w:t>задани</w:t>
+      </w:r>
+      <w:r>
+        <w:rPr>
+          <w:rFonts w:ascii="Times New Roman" w:hAnsi="Times New Roman" w:cs="Times New Roman"/>
+          <w:sz w:val="28"/>
+          <w:szCs w:val="28"/>
+        </w:rPr>
+        <w:t>й</w:t>
+      </w:r>
+      <w:r>
+        <w:rPr>
+          <w:rFonts w:ascii="Times New Roman" w:hAnsi="Times New Roman" w:cs="Times New Roman"/>
+          <w:sz w:val="28"/>
+          <w:szCs w:val="28"/>
+        </w:rPr>
+        <w:t xml:space="preserve"> </w:t>
+      </w:r>
+      <w:r>
+        <w:rPr>
+          <w:rFonts w:ascii="Times New Roman" w:hAnsi="Times New Roman" w:cs="Times New Roman"/>
+          <w:sz w:val="28"/>
+          <w:szCs w:val="28"/>
+        </w:rPr>
+        <w:t>анализа предметной области</w:t>
+      </w:r>
+    </w:p>
+    <w:p>
+      <w:pPr>
+        <w:spacing w:after="0" w:line="360" w:lineRule="auto"/>
+        <w:ind w:firstLine="709"/>
+        <w:jc w:val="both"/>
+        <w:rPr>
+          <w:rFonts w:ascii="Times New Roman" w:hAnsi="Times New Roman" w:cs="Times New Roman"/>
+          <w:sz w:val="28"/>
+          <w:szCs w:val="28"/>
+        </w:rPr>
+      </w:pPr>
+      <w:r>
+        <w:rPr>
+          <w:rFonts w:ascii="Times New Roman" w:hAnsi="Times New Roman" w:cs="Times New Roman"/>
+          <w:noProof/>
+          <w:sz w:val="28"/>
+          <w:szCs w:val="28"/>
+        </w:rPr>
+        <w:drawing>
+          <wp:inline distT="0" distB="0" distL="0" distR="0" wp14:anchorId="77F51D35" wp14:editId="116E6D0C">
+            <wp:extent cx="5372850" cy="1933845"/>
+            <wp:effectExtent l="0" t="0" r="0" b="9525"/>
+            <wp:docPr id="3" name="Рисунок 3"/>
+            <wp:cNvGraphicFramePr>
+              <a:graphicFrameLocks xmlns:a="http://schemas.openxmlformats.org/drawingml/2006/main" noChangeAspect="1"/>
+            </wp:cNvGraphicFramePr>
+            <a:graphic xmlns:a="http://schemas.openxmlformats.org/drawingml/2006/main">
+              <a:graphicData uri="http://schemas.openxmlformats.org/drawingml/2006/picture">
+                <pic:pic xmlns:pic="http://schemas.openxmlformats.org/drawingml/2006/picture">
+                  <pic:nvPicPr>
+                    <pic:cNvPr id="1" name=""/>
+                    <pic:cNvPicPr/>
+                  </pic:nvPicPr>
+                  <pic:blipFill>
+                    <a:blip r:embed="rId8"/>
+                    <a:stretch>
+                      <a:fillRect/>
+                    </a:stretch>
+                  </pic:blipFill>
+                  <pic:spPr>
+                    <a:xfrm>
+                      <a:off x="0" y="0"/>
+                      <a:ext cx="5372850" cy="1933845"/>
+                    </a:xfrm>
+                    <a:prstGeom prst="rect">
+                      <a:avLst/>
+                    </a:prstGeom>
+                  </pic:spPr>
+                </pic:pic>
+              </a:graphicData>
+            </a:graphic>
+          </wp:inline>
+        </w:drawing>
+      </w:r>
+    </w:p>
+    <w:p>
+      <w:pPr>
+        <w:spacing w:after="0" w:line="360" w:lineRule="auto"/>
+        <w:ind w:firstLine="709"/>
+        <w:jc w:val="both"/>
+        <w:rPr>
+          <w:rFonts w:ascii="Times New Roman" w:hAnsi="Times New Roman" w:cs="Times New Roman"/>
+          <w:sz w:val="28"/>
+          <w:szCs w:val="28"/>
+        </w:rPr>
+      </w:pPr>
+      <w:r>
+        <w:rPr>
+          <w:rFonts w:ascii="Times New Roman" w:hAnsi="Times New Roman" w:cs="Times New Roman"/>
+          <w:noProof/>
+          <w:sz w:val="28"/>
+          <w:szCs w:val="28"/>
+        </w:rPr>
+        <w:drawing>
+          <wp:inline distT="0" distB="0" distL="0" distR="0" wp14:anchorId="545A2353" wp14:editId="210A0950">
+            <wp:extent cx="5353797" cy="2314898"/>
+            <wp:effectExtent l="0" t="0" r="0" b="9525"/>
+            <wp:docPr id="6" name="Рисунок 6"/>
+            <wp:cNvGraphicFramePr>
+              <a:graphicFrameLocks xmlns:a="http://schemas.openxmlformats.org/drawingml/2006/main" noChangeAspect="1"/>
+            </wp:cNvGraphicFramePr>
+            <a:graphic xmlns:a="http://schemas.openxmlformats.org/drawingml/2006/main">
+              <a:graphicData uri="http://schemas.openxmlformats.org/drawingml/2006/picture">
+                <pic:pic xmlns:pic="http://schemas.openxmlformats.org/drawingml/2006/picture">
+                  <pic:nvPicPr>
+                    <pic:cNvPr id="1" name=""/>
+                    <pic:cNvPicPr/>
+                  </pic:nvPicPr>
+                  <pic:blipFill>
+                    <a:blip r:embed="rId9"/>
+                    <a:stretch>
+                      <a:fillRect/>
+                    </a:stretch>
+                  </pic:blipFill>
+                  <pic:spPr>
+                    <a:xfrm>
+                      <a:off x="0" y="0"/>
+                      <a:ext cx="5353797" cy="2314898"/>
+                    </a:xfrm>
+                    <a:prstGeom prst="rect">
+                      <a:avLst/>
+                    </a:prstGeom>
+                  </pic:spPr>
+                </pic:pic>
+              </a:graphicData>
+            </a:graphic>
+          </wp:inline>
+        </w:drawing>
+      </w:r>
+    </w:p>
+    <w:bookmarkEnd w:id="0"/>
+    <w:p>
+      <w:pPr>
+        <w:spacing w:after="0" w:line="360" w:lineRule="auto"/>
+        <w:ind w:firstLine="709"/>
+        <w:jc w:val="both"/>
+        <w:rPr>
+          <w:rFonts w:ascii="Times New Roman" w:hAnsi="Times New Roman" w:cs="Times New Roman"/>
+          <w:sz w:val="28"/>
+          <w:szCs w:val="28"/>
+        </w:rPr>
+      </w:pPr>
+      <w:r>
+        <w:rPr>
+          <w:rFonts w:ascii="Times New Roman" w:hAnsi="Times New Roman" w:cs="Times New Roman"/>
+          <w:noProof/>
+          <w:sz w:val="28"/>
+          <w:szCs w:val="28"/>
+        </w:rPr>
+        <w:lastRenderedPageBreak/>
+        <w:drawing>
+          <wp:inline distT="0" distB="0" distL="0" distR="0" wp14:anchorId="1913F398" wp14:editId="2D74C42B">
+            <wp:extent cx="5410955" cy="1343212"/>
+            <wp:effectExtent l="0" t="0" r="0" b="9525"/>
+            <wp:docPr id="7" name="Рисунок 7"/>
+            <wp:cNvGraphicFramePr>
+              <a:graphicFrameLocks xmlns:a="http://schemas.openxmlformats.org/drawingml/2006/main" noChangeAspect="1"/>
+            </wp:cNvGraphicFramePr>
+            <a:graphic xmlns:a="http://schemas.openxmlformats.org/drawingml/2006/main">
+              <a:graphicData uri="http://schemas.openxmlformats.org/drawingml/2006/picture">
+                <pic:pic xmlns:pic="http://schemas.openxmlformats.org/drawingml/2006/picture">
+                  <pic:nvPicPr>
+                    <pic:cNvPr id="1" name=""/>
+                    <pic:cNvPicPr/>
+                  </pic:nvPicPr>
+                  <pic:blipFill>
+                    <a:blip r:embed="rId10"/>
+                    <a:stretch>
+                      <a:fillRect/>
+                    </a:stretch>
+                  </pic:blipFill>
+                  <pic:spPr>
+                    <a:xfrm>
+                      <a:off x="0" y="0"/>
+                      <a:ext cx="5410955" cy="1343212"/>
+                    </a:xfrm>
+                    <a:prstGeom prst="rect">
+                      <a:avLst/>
+                    </a:prstGeom>
+                  </pic:spPr>
+                </pic:pic>
+              </a:graphicData>
+            </a:graphic>
+          </wp:inline>
+        </w:drawing>
+      </w:r>
+    </w:p>
+    <w:p>
+      <w:pPr>
+        <w:spacing w:after="0" w:line="360" w:lineRule="auto"/>
+        <w:ind w:firstLine="709"/>
+        <w:jc w:val="both"/>
+        <w:rPr>
+          <w:rFonts w:ascii="Times New Roman" w:hAnsi="Times New Roman" w:cs="Times New Roman"/>
+          <w:sz w:val="28"/>
+          <w:szCs w:val="28"/>
+        </w:rPr>
+      </w:pPr>
+      <w:r>
+        <w:rPr>
+          <w:rFonts w:ascii="Times New Roman" w:hAnsi="Times New Roman" w:cs="Times New Roman"/>
+          <w:noProof/>
+          <w:sz w:val="28"/>
+          <w:szCs w:val="28"/>
+        </w:rPr>
+        <w:drawing>
+          <wp:inline distT="0" distB="0" distL="0" distR="0" wp14:anchorId="73967711" wp14:editId="6E62B205">
+            <wp:extent cx="4848902" cy="981212"/>
+            <wp:effectExtent l="0" t="0" r="8890" b="9525"/>
+            <wp:docPr id="8" name="Рисунок 8"/>
+            <wp:cNvGraphicFramePr>
+              <a:graphicFrameLocks xmlns:a="http://schemas.openxmlformats.org/drawingml/2006/main" noChangeAspect="1"/>
+            </wp:cNvGraphicFramePr>
+            <a:graphic xmlns:a="http://schemas.openxmlformats.org/drawingml/2006/main">
+              <a:graphicData uri="http://schemas.openxmlformats.org/drawingml/2006/picture">
+                <pic:pic xmlns:pic="http://schemas.openxmlformats.org/drawingml/2006/picture">
+                  <pic:nvPicPr>
+                    <pic:cNvPr id="1" name=""/>
+                    <pic:cNvPicPr/>
+                  </pic:nvPicPr>
+                  <pic:blipFill>
+                    <a:blip r:embed="rId11"/>
+                    <a:stretch>
+                      <a:fillRect/>
+                    </a:stretch>
+                  </pic:blipFill>
+                  <pic:spPr>
+                    <a:xfrm>
+                      <a:off x="0" y="0"/>
+                      <a:ext cx="4848902" cy="981212"/>
+                    </a:xfrm>
+                    <a:prstGeom prst="rect">
+                      <a:avLst/>
+                    </a:prstGeom>
+                  </pic:spPr>
+                </pic:pic>
+              </a:graphicData>
+            </a:graphic>
+          </wp:inline>
+        </w:drawing>
+      </w:r>
+    </w:p>
+    <w:p>
+      <w:pPr>
+        <w:spacing w:after="0" w:line="360" w:lineRule="auto"/>
+        <w:ind w:firstLine="709"/>
+        <w:jc w:val="both"/>
+        <w:rPr>
+          <w:rFonts w:ascii="Times New Roman" w:hAnsi="Times New Roman" w:cs="Times New Roman"/>
+          <w:sz w:val="28"/>
+          <w:szCs w:val="28"/>
+        </w:rPr>
+      </w:pPr>
+      <w:r>
+        <w:rPr>
+          <w:rFonts w:ascii="Times New Roman" w:hAnsi="Times New Roman" w:cs="Times New Roman"/>
+          <w:noProof/>
+          <w:sz w:val="28"/>
+          <w:szCs w:val="28"/>
+        </w:rPr>
+        <w:drawing>
+          <wp:inline distT="0" distB="0" distL="0" distR="0" wp14:anchorId="5B546AEB" wp14:editId="50969203">
+            <wp:extent cx="5363323" cy="1257475"/>
+            <wp:effectExtent l="0" t="0" r="8890" b="0"/>
+            <wp:docPr id="9" name="Рисунок 9"/>
+            <wp:cNvGraphicFramePr>
+              <a:graphicFrameLocks xmlns:a="http://schemas.openxmlformats.org/drawingml/2006/main" noChangeAspect="1"/>
+            </wp:cNvGraphicFramePr>
+            <a:graphic xmlns:a="http://schemas.openxmlformats.org/drawingml/2006/main">
+              <a:graphicData uri="http://schemas.openxmlformats.org/drawingml/2006/picture">
+                <pic:pic xmlns:pic="http://schemas.openxmlformats.org/drawingml/2006/picture">
+                  <pic:nvPicPr>
+                    <pic:cNvPr id="1" name=""/>
+                    <pic:cNvPicPr/>
+                  </pic:nvPicPr>
+                  <pic:blipFill>
+                    <a:blip r:embed="rId12"/>
+                    <a:stretch>
+                      <a:fillRect/>
+                    </a:stretch>
+                  </pic:blipFill>
+                  <pic:spPr>
+                    <a:xfrm>
+                      <a:off x="0" y="0"/>
+                      <a:ext cx="5363323" cy="1257475"/>
+                    </a:xfrm>
+                    <a:prstGeom prst="rect">
+                      <a:avLst/>
+                    </a:prstGeom>
+                  </pic:spPr>
+                </pic:pic>
+              </a:graphicData>
+            </a:graphic>
+          </wp:inline>
+        </w:drawing>
+      </w:r>
+    </w:p>
+    <w:p>
+      <w:pPr>
+        <w:spacing w:after="0" w:line="360" w:lineRule="auto"/>
+        <w:ind w:firstLine="709"/>
+        <w:jc w:val="both"/>
+        <w:rPr>
+          <w:rFonts w:ascii="Times New Roman" w:hAnsi="Times New Roman" w:cs="Times New Roman"/>
+          <w:sz w:val="28"/>
+          <w:szCs w:val="28"/>
+        </w:rPr>
+      </w:pPr>
+      <w:r>
+        <w:rPr>
+          <w:rFonts w:ascii="Times New Roman" w:hAnsi="Times New Roman" w:cs="Times New Roman"/>
+          <w:sz w:val="28"/>
+          <w:szCs w:val="28"/>
+        </w:rPr>
+        <w:t>Создание ветки для работы с базой данных и переход на нее</w:t>
+      </w:r>
+    </w:p>
+    <w:p>
+      <w:pPr>
+        <w:spacing w:after="0" w:line="360" w:lineRule="auto"/>
+        <w:ind w:firstLine="709"/>
+        <w:jc w:val="both"/>
+        <w:rPr>
+          <w:rFonts w:ascii="Times New Roman" w:hAnsi="Times New Roman" w:cs="Times New Roman"/>
+          <w:sz w:val="28"/>
+          <w:szCs w:val="28"/>
+        </w:rPr>
+      </w:pPr>
+      <w:r>
+        <w:rPr>
+          <w:rFonts w:ascii="Times New Roman" w:hAnsi="Times New Roman" w:cs="Times New Roman"/>
+          <w:noProof/>
+          <w:sz w:val="28"/>
+          <w:szCs w:val="28"/>
+        </w:rPr>
+        <w:drawing>
+          <wp:inline distT="0" distB="0" distL="0" distR="0" wp14:anchorId="454970E2" wp14:editId="2D7C7AAD">
+            <wp:extent cx="2762636" cy="704948"/>
+            <wp:effectExtent l="0" t="0" r="0" b="0"/>
+            <wp:docPr id="4" name="Рисунок 4"/>
+            <wp:cNvGraphicFramePr>
+              <a:graphicFrameLocks xmlns:a="http://schemas.openxmlformats.org/drawingml/2006/main" noChangeAspect="1"/>
+            </wp:cNvGraphicFramePr>
+            <a:graphic xmlns:a="http://schemas.openxmlformats.org/drawingml/2006/main">
+              <a:graphicData uri="http://schemas.openxmlformats.org/drawingml/2006/picture">
+                <pic:pic xmlns:pic="http://schemas.openxmlformats.org/drawingml/2006/picture">
+                  <pic:nvPicPr>
+                    <pic:cNvPr id="1" name=""/>
+                    <pic:cNvPicPr/>
+                  </pic:nvPicPr>
+                  <pic:blipFill>
+                    <a:blip r:embed="rId13"/>
+                    <a:stretch>
+                      <a:fillRect/>
+                    </a:stretch>
+                  </pic:blipFill>
+                  <pic:spPr>
+                    <a:xfrm>
+                      <a:off x="0" y="0"/>
+                      <a:ext cx="2762636" cy="704948"/>
+                    </a:xfrm>
+                    <a:prstGeom prst="rect">
+                      <a:avLst/>
+                    </a:prstGeom>
+                  </pic:spPr>
+                </pic:pic>
+              </a:graphicData>
+            </a:graphic>
+          </wp:inline>
+        </w:drawing>
+      </w:r>
+    </w:p>
+    <w:p>
+      <w:pPr>
+        <w:spacing w:after="0" w:line="360" w:lineRule="auto"/>
+        <w:ind w:firstLine="709"/>
+        <w:jc w:val="both"/>
+        <w:rPr>
+          <w:rFonts w:ascii="Times New Roman" w:hAnsi="Times New Roman" w:cs="Times New Roman"/>
+          <w:sz w:val="28"/>
+          <w:szCs w:val="28"/>
+        </w:rPr>
+      </w:pPr>
+      <w:r>
+        <w:rPr>
+          <w:rFonts w:ascii="Times New Roman" w:hAnsi="Times New Roman" w:cs="Times New Roman"/>
+          <w:sz w:val="28"/>
+          <w:szCs w:val="28"/>
+        </w:rPr>
+        <w:t xml:space="preserve">Коммиты заданий </w:t>
+      </w:r>
+      <w:r>
+        <w:rPr>
+          <w:rFonts w:ascii="Times New Roman" w:hAnsi="Times New Roman" w:cs="Times New Roman"/>
+          <w:sz w:val="28"/>
+          <w:szCs w:val="28"/>
+        </w:rPr>
+        <w:t>Access</w:t>
+      </w:r>
+    </w:p>
+    <w:p>
+      <w:pPr>
+        <w:spacing w:after="0" w:line="360" w:lineRule="auto"/>
+        <w:ind w:firstLine="709"/>
+        <w:jc w:val="both"/>
+        <w:rPr>
+          <w:rFonts w:ascii="Times New Roman" w:hAnsi="Times New Roman" w:cs="Times New Roman"/>
+          <w:sz w:val="28"/>
+          <w:szCs w:val="28"/>
+        </w:rPr>
+      </w:pPr>
+      <w:r>
+        <w:rPr>
+          <w:rFonts w:ascii="Times New Roman" w:hAnsi="Times New Roman" w:cs="Times New Roman"/>
+          <w:noProof/>
+          <w:sz w:val="28"/>
+          <w:szCs w:val="28"/>
+        </w:rPr>
+        <w:drawing>
+          <wp:inline distT="0" distB="0" distL="0" distR="0" wp14:anchorId="2B9ACD0B" wp14:editId="6CB8EA85">
+            <wp:extent cx="3400900" cy="1066949"/>
+            <wp:effectExtent l="0" t="0" r="9525" b="0"/>
+            <wp:docPr id="5" name="Рисунок 5"/>
+            <wp:cNvGraphicFramePr>
+              <a:graphicFrameLocks xmlns:a="http://schemas.openxmlformats.org/drawingml/2006/main" noChangeAspect="1"/>
+            </wp:cNvGraphicFramePr>
+            <a:graphic xmlns:a="http://schemas.openxmlformats.org/drawingml/2006/main">
+              <a:graphicData uri="http://schemas.openxmlformats.org/drawingml/2006/picture">
+                <pic:pic xmlns:pic="http://schemas.openxmlformats.org/drawingml/2006/picture">
+                  <pic:nvPicPr>
+                    <pic:cNvPr id="1" name=""/>
+                    <pic:cNvPicPr/>
+                  </pic:nvPicPr>
+                  <pic:blipFill>
+                    <a:blip r:embed="rId14"/>
+                    <a:stretch>
+                      <a:fillRect/>
+                    </a:stretch>
+                  </pic:blipFill>
+                  <pic:spPr>
+                    <a:xfrm>
+                      <a:off x="0" y="0"/>
+                      <a:ext cx="3400900" cy="1066949"/>
+                    </a:xfrm>
+                    <a:prstGeom prst="rect">
+                      <a:avLst/>
+                    </a:prstGeom>
+                  </pic:spPr>
+                </pic:pic>
+              </a:graphicData>
+            </a:graphic>
+          </wp:inline>
+        </w:drawing>
+      </w:r>
+      <w:r>
+        <w:rPr>
+          <w:rFonts w:ascii="Times New Roman" w:hAnsi="Times New Roman" w:cs="Times New Roman"/>
+          <w:noProof/>
+          <w:sz w:val="28"/>
+          <w:szCs w:val="28"/>
+        </w:rPr>
+        <w:drawing>
+          <wp:inline distT="0" distB="0" distL="0" distR="0" wp14:anchorId="19F3034A" wp14:editId="1AD1FA3D">
+            <wp:extent cx="3400900" cy="638264"/>
+            <wp:effectExtent l="0" t="0" r="9525" b="9525"/>
+            <wp:docPr id="10" name="Рисунок 10"/>
+            <wp:cNvGraphicFramePr>
+              <a:graphicFrameLocks xmlns:a="http://schemas.openxmlformats.org/drawingml/2006/main" noChangeAspect="1"/>
+            </wp:cNvGraphicFramePr>
+            <a:graphic xmlns:a="http://schemas.openxmlformats.org/drawingml/2006/main">
+              <a:graphicData uri="http://schemas.openxmlformats.org/drawingml/2006/picture">
+                <pic:pic xmlns:pic="http://schemas.openxmlformats.org/drawingml/2006/picture">
+                  <pic:nvPicPr>
+                    <pic:cNvPr id="1" name=""/>
+                    <pic:cNvPicPr/>
+                  </pic:nvPicPr>
+                  <pic:blipFill>
+                    <a:blip r:embed="rId15"/>
+                    <a:stretch>
+                      <a:fillRect/>
+                    </a:stretch>
+                  </pic:blipFill>
+                  <pic:spPr>
+                    <a:xfrm>
+                      <a:off x="0" y="0"/>
+                      <a:ext cx="3400900" cy="638264"/>
+                    </a:xfrm>
+                    <a:prstGeom prst="rect">
+                      <a:avLst/>
+                    </a:prstGeom>
+                  </pic:spPr>
+                </pic:pic>
+              </a:graphicData>
+            </a:graphic>
+          </wp:inline>
+        </w:drawing>
+      </w:r>
+    </w:p>
+    <w:p>
+      <w:pPr>
+        <w:spacing w:after="0" w:line="360" w:lineRule="auto"/>
+        <w:ind w:firstLine="709"/>
+        <w:jc w:val="both"/>
+        <w:rPr>
+          <w:rFonts w:ascii="Times New Roman" w:hAnsi="Times New Roman" w:cs="Times New Roman"/>
+          <w:sz w:val="28"/>
+          <w:szCs w:val="28"/>
+        </w:rPr>
+      </w:pPr>
+      <w:r>
+        <w:rPr>
+          <w:rFonts w:ascii="Times New Roman" w:hAnsi="Times New Roman" w:cs="Times New Roman"/>
+          <w:noProof/>
+          <w:sz w:val="28"/>
+          <w:szCs w:val="28"/>
+        </w:rPr>
+        <w:drawing>
+          <wp:inline distT="0" distB="0" distL="0" distR="0" wp14:anchorId="0590080D" wp14:editId="019188CF">
+            <wp:extent cx="3277057" cy="1000265"/>
+            <wp:effectExtent l="0" t="0" r="0" b="9525"/>
+            <wp:docPr id="11" name="Рисунок 11"/>
+            <wp:cNvGraphicFramePr>
+              <a:graphicFrameLocks xmlns:a="http://schemas.openxmlformats.org/drawingml/2006/main" noChangeAspect="1"/>
+            </wp:cNvGraphicFramePr>
+            <a:graphic xmlns:a="http://schemas.openxmlformats.org/drawingml/2006/main">
+              <a:graphicData uri="http://schemas.openxmlformats.org/drawingml/2006/picture">
+                <pic:pic xmlns:pic="http://schemas.openxmlformats.org/drawingml/2006/picture">
+                  <pic:nvPicPr>
+                    <pic:cNvPr id="1" name=""/>
+                    <pic:cNvPicPr/>
+                  </pic:nvPicPr>
+                  <pic:blipFill>
+                    <a:blip r:embed="rId16"/>
+                    <a:stretch>
+                      <a:fillRect/>
+                    </a:stretch>
+                  </pic:blipFill>
+                  <pic:spPr>
+                    <a:xfrm>
+                      <a:off x="0" y="0"/>
+                      <a:ext cx="3277057" cy="1000265"/>
+                    </a:xfrm>
+                    <a:prstGeom prst="rect">
+                      <a:avLst/>
+                    </a:prstGeom>
+                  </pic:spPr>
+                </pic:pic>
+              </a:graphicData>
+            </a:graphic>
+          </wp:inline>
+        </w:drawing>
+      </w:r>
+      <w:r>
+        <w:rPr>
+          <w:rFonts w:ascii="Times New Roman" w:hAnsi="Times New Roman" w:cs="Times New Roman"/>
+          <w:noProof/>
+          <w:sz w:val="28"/>
+          <w:szCs w:val="28"/>
+        </w:rPr>
+        <w:drawing>
+          <wp:inline distT="0" distB="0" distL="0" distR="0" wp14:anchorId="67DAE4A9" wp14:editId="53830E92">
+            <wp:extent cx="3324689" cy="400106"/>
+            <wp:effectExtent l="0" t="0" r="0" b="0"/>
+            <wp:docPr id="12" name="Рисунок 12"/>
+            <wp:cNvGraphicFramePr>
+              <a:graphicFrameLocks xmlns:a="http://schemas.openxmlformats.org/drawingml/2006/main" noChangeAspect="1"/>
+            </wp:cNvGraphicFramePr>
+            <a:graphic xmlns:a="http://schemas.openxmlformats.org/drawingml/2006/main">
+              <a:graphicData uri="http://schemas.openxmlformats.org/drawingml/2006/picture">
+                <pic:pic xmlns:pic="http://schemas.openxmlformats.org/drawingml/2006/picture">
+                  <pic:nvPicPr>
+                    <pic:cNvPr id="1" name=""/>
+                    <pic:cNvPicPr/>
+                  </pic:nvPicPr>
+                  <pic:blipFill>
+                    <a:blip r:embed="rId17"/>
+                    <a:stretch>
+                      <a:fillRect/>
+                    </a:stretch>
+                  </pic:blipFill>
+                  <pic:spPr>
+                    <a:xfrm>
+                      <a:off x="0" y="0"/>
+                      <a:ext cx="3324689" cy="400106"/>
+                    </a:xfrm>
+                    <a:prstGeom prst="rect">
+                      <a:avLst/>
+                    </a:prstGeom>
+                  </pic:spPr>
+                </pic:pic>
+              </a:graphicData>
+            </a:graphic>
+          </wp:inline>
+        </w:drawing>
+      </w:r>
+    </w:p>
+    <w:p>
+      <w:pPr>
+        <w:spacing w:after="0" w:line="360" w:lineRule="auto"/>
+        <w:ind w:firstLine="709"/>
+        <w:jc w:val="both"/>
+        <w:rPr>
+          <w:rFonts w:ascii="Times New Roman" w:hAnsi="Times New Roman" w:cs="Times New Roman"/>
+          <w:sz w:val="28"/>
+          <w:szCs w:val="28"/>
+        </w:rPr>
+      </w:pPr>
+      <w:r>
+        <w:rPr>
+          <w:rFonts w:ascii="Times New Roman" w:hAnsi="Times New Roman" w:cs="Times New Roman"/>
+          <w:noProof/>
+          <w:sz w:val="28"/>
+          <w:szCs w:val="28"/>
+        </w:rPr>
+        <w:lastRenderedPageBreak/>
+        <w:drawing>
+          <wp:inline distT="0" distB="0" distL="0" distR="0" wp14:anchorId="729684D5" wp14:editId="1372E235">
+            <wp:extent cx="3343742" cy="866896"/>
+            <wp:effectExtent l="0" t="0" r="9525" b="9525"/>
+            <wp:docPr id="13" name="Рисунок 13"/>
+            <wp:cNvGraphicFramePr>
+              <a:graphicFrameLocks xmlns:a="http://schemas.openxmlformats.org/drawingml/2006/main" noChangeAspect="1"/>
+            </wp:cNvGraphicFramePr>
+            <a:graphic xmlns:a="http://schemas.openxmlformats.org/drawingml/2006/main">
+              <a:graphicData uri="http://schemas.openxmlformats.org/drawingml/2006/picture">
+                <pic:pic xmlns:pic="http://schemas.openxmlformats.org/drawingml/2006/picture">
+                  <pic:nvPicPr>
+                    <pic:cNvPr id="1" name=""/>
+                    <pic:cNvPicPr/>
+                  </pic:nvPicPr>
+                  <pic:blipFill>
+                    <a:blip r:embed="rId18"/>
+                    <a:stretch>
+                      <a:fillRect/>
+                    </a:stretch>
+                  </pic:blipFill>
+                  <pic:spPr>
+                    <a:xfrm>
+                      <a:off x="0" y="0"/>
+                      <a:ext cx="3343742" cy="866896"/>
+                    </a:xfrm>
+                    <a:prstGeom prst="rect">
+                      <a:avLst/>
+                    </a:prstGeom>
+                  </pic:spPr>
+                </pic:pic>
+              </a:graphicData>
+            </a:graphic>
+          </wp:inline>
+        </w:drawing>
+      </w:r>
+    </w:p>
+    <w:p>
+      <w:pPr>
+        <w:spacing w:after="0" w:line="360" w:lineRule="auto"/>
+        <w:ind w:firstLine="709"/>
+        <w:jc w:val="both"/>
+        <w:rPr>
+          <w:rFonts w:ascii="Times New Roman" w:hAnsi="Times New Roman" w:cs="Times New Roman"/>
+          <w:sz w:val="28"/>
+          <w:szCs w:val="28"/>
+        </w:rPr>
+      </w:pPr>
+      <w:r>
+        <w:rPr>
+          <w:rFonts w:ascii="Times New Roman" w:hAnsi="Times New Roman" w:cs="Times New Roman"/>
+          <w:sz w:val="28"/>
+          <w:szCs w:val="28"/>
+        </w:rPr>
+        <w:t xml:space="preserve">Создание ветки для работы с </w:t>
+      </w:r>
+      <w:r>
+        <w:rPr>
+          <w:rFonts w:ascii="Times New Roman" w:hAnsi="Times New Roman" w:cs="Times New Roman"/>
+          <w:sz w:val="28"/>
+          <w:szCs w:val="28"/>
+        </w:rPr>
+        <w:t>e</w:t>
+      </w:r>
+      <w:r>
+        <w:rPr>
+          <w:rFonts w:ascii="Times New Roman" w:hAnsi="Times New Roman" w:cs="Times New Roman"/>
+          <w:sz w:val="28"/>
+          <w:szCs w:val="28"/>
+        </w:rPr>
+        <w:t>Е</w:t>
+      </w:r>
+      <w:r>
+        <w:rPr>
+          <w:rFonts w:ascii="Times New Roman" w:hAnsi="Times New Roman" w:cs="Times New Roman"/>
+          <w:sz w:val="28"/>
+          <w:szCs w:val="28"/>
+        </w:rPr>
+        <w:t>pc</w:t>
+      </w:r>
+      <w:r>
+        <w:rPr>
+          <w:rFonts w:ascii="Times New Roman" w:hAnsi="Times New Roman" w:cs="Times New Roman"/>
+          <w:sz w:val="28"/>
+          <w:szCs w:val="28"/>
+        </w:rPr>
+        <w:t>-</w:t>
+      </w:r>
+      <w:r>
+        <w:rPr>
+          <w:rFonts w:ascii="Times New Roman" w:hAnsi="Times New Roman" w:cs="Times New Roman"/>
+          <w:sz w:val="28"/>
+          <w:szCs w:val="28"/>
+        </w:rPr>
+        <w:t>моделью</w:t>
+      </w:r>
+    </w:p>
+    <w:p>
+      <w:pPr>
+        <w:spacing w:after="0" w:line="360" w:lineRule="auto"/>
+        <w:ind w:firstLine="709"/>
+        <w:jc w:val="both"/>
+        <w:rPr>
+          <w:rFonts w:ascii="Times New Roman" w:hAnsi="Times New Roman" w:cs="Times New Roman"/>
+          <w:sz w:val="28"/>
+          <w:szCs w:val="28"/>
+        </w:rPr>
+      </w:pPr>
+      <w:r>
+        <w:rPr>
+          <w:rFonts w:ascii="Times New Roman" w:hAnsi="Times New Roman" w:cs="Times New Roman"/>
+          <w:noProof/>
+          <w:sz w:val="28"/>
+          <w:szCs w:val="28"/>
+        </w:rPr>
+        <w:drawing>
+          <wp:inline distT="0" distB="0" distL="0" distR="0" wp14:anchorId="71650BDA" wp14:editId="4C849FAF">
+            <wp:extent cx="2562583" cy="438211"/>
+            <wp:effectExtent l="0" t="0" r="9525" b="0"/>
+            <wp:docPr id="15" name="Рисунок 15"/>
+            <wp:cNvGraphicFramePr>
+              <a:graphicFrameLocks xmlns:a="http://schemas.openxmlformats.org/drawingml/2006/main" noChangeAspect="1"/>
+            </wp:cNvGraphicFramePr>
+            <a:graphic xmlns:a="http://schemas.openxmlformats.org/drawingml/2006/main">
+              <a:graphicData uri="http://schemas.openxmlformats.org/drawingml/2006/picture">
+                <pic:pic xmlns:pic="http://schemas.openxmlformats.org/drawingml/2006/picture">
+                  <pic:nvPicPr>
+                    <pic:cNvPr id="1" name=""/>
+                    <pic:cNvPicPr/>
+                  </pic:nvPicPr>
+                  <pic:blipFill>
+                    <a:blip r:embed="rId19"/>
+                    <a:stretch>
+                      <a:fillRect/>
+                    </a:stretch>
+                  </pic:blipFill>
+                  <pic:spPr>
+                    <a:xfrm>
+                      <a:off x="0" y="0"/>
+                      <a:ext cx="2562583" cy="438211"/>
+                    </a:xfrm>
+                    <a:prstGeom prst="rect">
+                      <a:avLst/>
+                    </a:prstGeom>
+                  </pic:spPr>
+                </pic:pic>
+              </a:graphicData>
+            </a:graphic>
+          </wp:inline>
+        </w:drawing>
+      </w:r>
+    </w:p>
+    <w:p>
+      <w:pPr>
+        <w:spacing w:after="0" w:line="360" w:lineRule="auto"/>
+        <w:ind w:firstLine="709"/>
+        <w:jc w:val="both"/>
+        <w:rPr>
+          <w:rFonts w:ascii="Times New Roman" w:hAnsi="Times New Roman" w:cs="Times New Roman"/>
+          <w:sz w:val="28"/>
+          <w:szCs w:val="28"/>
+        </w:rPr>
+      </w:pPr>
+      <w:r>
+        <w:rPr>
+          <w:rFonts w:ascii="Times New Roman" w:hAnsi="Times New Roman" w:cs="Times New Roman"/>
+          <w:sz w:val="28"/>
+          <w:szCs w:val="28"/>
+        </w:rPr>
+        <w:t xml:space="preserve">Коммит разработки </w:t>
+      </w:r>
+      <w:r>
+        <w:rPr>
+          <w:rFonts w:ascii="Times New Roman" w:hAnsi="Times New Roman" w:cs="Times New Roman"/>
+          <w:sz w:val="28"/>
+          <w:szCs w:val="28"/>
+        </w:rPr>
+        <w:t>e</w:t>
+      </w:r>
+      <w:r>
+        <w:rPr>
+          <w:rFonts w:ascii="Times New Roman" w:hAnsi="Times New Roman" w:cs="Times New Roman"/>
+          <w:sz w:val="28"/>
+          <w:szCs w:val="28"/>
+        </w:rPr>
+        <w:t>Е</w:t>
+      </w:r>
+      <w:r>
+        <w:rPr>
+          <w:rFonts w:ascii="Times New Roman" w:hAnsi="Times New Roman" w:cs="Times New Roman"/>
+          <w:sz w:val="28"/>
+          <w:szCs w:val="28"/>
+        </w:rPr>
+        <w:t>pc-</w:t>
+      </w:r>
+      <w:r>
+        <w:rPr>
+          <w:rFonts w:ascii="Times New Roman" w:hAnsi="Times New Roman" w:cs="Times New Roman"/>
+          <w:sz w:val="28"/>
+          <w:szCs w:val="28"/>
+        </w:rPr>
+        <w:t>модели</w:t>
+      </w:r>
+    </w:p>
+    <w:p>
+      <w:pPr>
+        <w:spacing w:after="0" w:line="360" w:lineRule="auto"/>
+        <w:ind w:firstLine="709"/>
+        <w:jc w:val="both"/>
+        <w:rPr>
+          <w:rFonts w:ascii="Times New Roman" w:hAnsi="Times New Roman" w:cs="Times New Roman"/>
+          <w:sz w:val="28"/>
+          <w:szCs w:val="28"/>
+        </w:rPr>
+      </w:pPr>
+      <w:r>
+        <w:rPr>
+          <w:rFonts w:ascii="Times New Roman" w:hAnsi="Times New Roman" w:cs="Times New Roman"/>
+          <w:noProof/>
+          <w:sz w:val="28"/>
+          <w:szCs w:val="28"/>
+        </w:rPr>
+        <w:drawing>
+          <wp:inline distT="0" distB="0" distL="0" distR="0" wp14:anchorId="3586441C" wp14:editId="7AEFA3D6">
+            <wp:extent cx="5391902" cy="1476581"/>
+            <wp:effectExtent l="0" t="0" r="0" b="9525"/>
+            <wp:docPr id="16" name="Рисунок 16"/>
+            <wp:cNvGraphicFramePr>
+              <a:graphicFrameLocks xmlns:a="http://schemas.openxmlformats.org/drawingml/2006/main" noChangeAspect="1"/>
+            </wp:cNvGraphicFramePr>
+            <a:graphic xmlns:a="http://schemas.openxmlformats.org/drawingml/2006/main">
+              <a:graphicData uri="http://schemas.openxmlformats.org/drawingml/2006/picture">
+                <pic:pic xmlns:pic="http://schemas.openxmlformats.org/drawingml/2006/picture">
+                  <pic:nvPicPr>
+                    <pic:cNvPr id="1" name=""/>
+                    <pic:cNvPicPr/>
+                  </pic:nvPicPr>
+                  <pic:blipFill>
+                    <a:blip r:embed="rId20"/>
+                    <a:stretch>
+                      <a:fillRect/>
+                    </a:stretch>
+                  </pic:blipFill>
+                  <pic:spPr>
+                    <a:xfrm>
+                      <a:off x="0" y="0"/>
+                      <a:ext cx="5391902" cy="1476581"/>
+                    </a:xfrm>
+                    <a:prstGeom prst="rect">
+                      <a:avLst/>
+                    </a:prstGeom>
+                  </pic:spPr>
+                </pic:pic>
+              </a:graphicData>
+            </a:graphic>
+          </wp:inline>
+        </w:drawing>
+      </w:r>
+    </w:p>
+    <w:p>
+      <w:pPr>
+        <w:spacing w:after="0" w:line="360" w:lineRule="auto"/>
+        <w:ind w:firstLine="709"/>
+        <w:jc w:val="both"/>
+        <w:rPr>
+          <w:rFonts w:ascii="Times New Roman" w:hAnsi="Times New Roman" w:cs="Times New Roman"/>
+          <w:sz w:val="28"/>
+          <w:szCs w:val="28"/>
+        </w:rPr>
+      </w:pPr>
+      <w:r>
+        <w:rPr>
+          <w:rFonts w:ascii="Times New Roman" w:hAnsi="Times New Roman" w:cs="Times New Roman"/>
+          <w:sz w:val="28"/>
+          <w:szCs w:val="28"/>
+        </w:rPr>
+        <w:t xml:space="preserve">Создание ветки для работы с </w:t>
+      </w:r>
+      <w:r>
+        <w:rPr>
+          <w:rFonts w:ascii="Times New Roman" w:hAnsi="Times New Roman" w:cs="Times New Roman"/>
+          <w:sz w:val="28"/>
+          <w:szCs w:val="28"/>
+        </w:rPr>
+        <w:t>MS</w:t>
+      </w:r>
+      <w:r>
+        <w:rPr>
+          <w:rFonts w:ascii="Times New Roman" w:hAnsi="Times New Roman" w:cs="Times New Roman"/>
+          <w:sz w:val="28"/>
+          <w:szCs w:val="28"/>
+        </w:rPr>
+        <w:t xml:space="preserve"> </w:t>
+      </w:r>
+      <w:r>
+        <w:rPr>
+          <w:rFonts w:ascii="Times New Roman" w:hAnsi="Times New Roman" w:cs="Times New Roman"/>
+          <w:sz w:val="28"/>
+          <w:szCs w:val="28"/>
+        </w:rPr>
+        <w:t>Project</w:t>
+      </w:r>
+    </w:p>
+    <w:p>
+      <w:pPr>
+        <w:spacing w:after="0" w:line="360" w:lineRule="auto"/>
+        <w:ind w:firstLine="709"/>
+        <w:jc w:val="both"/>
+        <w:rPr>
+          <w:rFonts w:ascii="Times New Roman" w:hAnsi="Times New Roman" w:cs="Times New Roman"/>
+          <w:sz w:val="28"/>
+          <w:szCs w:val="28"/>
+        </w:rPr>
+      </w:pPr>
+      <w:r>
+        <w:rPr>
+          <w:rFonts w:ascii="Times New Roman" w:hAnsi="Times New Roman" w:cs="Times New Roman"/>
+          <w:noProof/>
+          <w:sz w:val="28"/>
+          <w:szCs w:val="28"/>
+        </w:rPr>
+        <w:drawing>
+          <wp:inline distT="0" distB="0" distL="0" distR="0" wp14:anchorId="113A6AA5" wp14:editId="0919FD22">
+            <wp:extent cx="2610214" cy="466790"/>
+            <wp:effectExtent l="0" t="0" r="0" b="9525"/>
+            <wp:docPr id="14" name="Рисунок 14"/>
+            <wp:cNvGraphicFramePr>
+              <a:graphicFrameLocks xmlns:a="http://schemas.openxmlformats.org/drawingml/2006/main" noChangeAspect="1"/>
+            </wp:cNvGraphicFramePr>
+            <a:graphic xmlns:a="http://schemas.openxmlformats.org/drawingml/2006/main">
+              <a:graphicData uri="http://schemas.openxmlformats.org/drawingml/2006/picture">
+                <pic:pic xmlns:pic="http://schemas.openxmlformats.org/drawingml/2006/picture">
+                  <pic:nvPicPr>
+                    <pic:cNvPr id="1" name=""/>
+                    <pic:cNvPicPr/>
+                  </pic:nvPicPr>
+                  <pic:blipFill>
+                    <a:blip r:embed="rId21"/>
+                    <a:stretch>
+                      <a:fillRect/>
+                    </a:stretch>
+                  </pic:blipFill>
+                  <pic:spPr>
+                    <a:xfrm>
+                      <a:off x="0" y="0"/>
+                      <a:ext cx="2610214" cy="466790"/>
+                    </a:xfrm>
+                    <a:prstGeom prst="rect">
+                      <a:avLst/>
+                    </a:prstGeom>
+                  </pic:spPr>
+                </pic:pic>
+              </a:graphicData>
+            </a:graphic>
+          </wp:inline>
+        </w:drawing>
+      </w:r>
+    </w:p>
+    <w:p>
+      <w:pPr>
+        <w:spacing w:after="0" w:line="360" w:lineRule="auto"/>
+        <w:ind w:firstLine="709"/>
+        <w:jc w:val="both"/>
+        <w:rPr>
+          <w:rFonts w:ascii="Times New Roman" w:hAnsi="Times New Roman" w:cs="Times New Roman"/>
+          <w:sz w:val="28"/>
+          <w:szCs w:val="28"/>
+        </w:rPr>
+      </w:pPr>
+      <w:r>
+        <w:rPr>
+          <w:rFonts w:ascii="Times New Roman" w:hAnsi="Times New Roman" w:cs="Times New Roman"/>
+          <w:sz w:val="28"/>
+          <w:szCs w:val="28"/>
+        </w:rPr>
+        <w:t xml:space="preserve">Коммит заданий в </w:t>
+      </w:r>
+      <w:r>
+        <w:rPr>
+          <w:rFonts w:ascii="Times New Roman" w:hAnsi="Times New Roman" w:cs="Times New Roman"/>
+          <w:sz w:val="28"/>
+          <w:szCs w:val="28"/>
+        </w:rPr>
+        <w:t>Project</w:t>
+      </w:r>
+    </w:p>
+    <w:p>
+      <w:pPr>
+        <w:spacing w:after="0" w:line="360" w:lineRule="auto"/>
+        <w:ind w:firstLine="709"/>
+        <w:jc w:val="both"/>
+        <w:rPr>
+          <w:rFonts w:ascii="Times New Roman" w:hAnsi="Times New Roman" w:cs="Times New Roman"/>
+          <w:sz w:val="28"/>
+          <w:szCs w:val="28"/>
+        </w:rPr>
+      </w:pPr>
+      <w:r>
+        <w:rPr>
+          <w:rFonts w:ascii="Times New Roman" w:hAnsi="Times New Roman" w:cs="Times New Roman"/>
+          <w:noProof/>
+          <w:sz w:val="28"/>
+          <w:szCs w:val="28"/>
+        </w:rPr>
+        <w:drawing>
+          <wp:inline distT="0" distB="0" distL="0" distR="0" wp14:anchorId="20F8AE4C" wp14:editId="7F435878">
+            <wp:extent cx="4648849" cy="1095528"/>
+            <wp:effectExtent l="0" t="0" r="0" b="9525"/>
+            <wp:docPr id="17" name="Рисунок 17"/>
+            <wp:cNvGraphicFramePr>
+              <a:graphicFrameLocks xmlns:a="http://schemas.openxmlformats.org/drawingml/2006/main" noChangeAspect="1"/>
+            </wp:cNvGraphicFramePr>
+            <a:graphic xmlns:a="http://schemas.openxmlformats.org/drawingml/2006/main">
+              <a:graphicData uri="http://schemas.openxmlformats.org/drawingml/2006/picture">
+                <pic:pic xmlns:pic="http://schemas.openxmlformats.org/drawingml/2006/picture">
+                  <pic:nvPicPr>
+                    <pic:cNvPr id="1" name=""/>
+                    <pic:cNvPicPr/>
+                  </pic:nvPicPr>
+                  <pic:blipFill>
+                    <a:blip r:embed="rId22"/>
+                    <a:stretch>
+                      <a:fillRect/>
+                    </a:stretch>
+                  </pic:blipFill>
+                  <pic:spPr>
+                    <a:xfrm>
+                      <a:off x="0" y="0"/>
+                      <a:ext cx="4648849" cy="1095528"/>
+                    </a:xfrm>
+                    <a:prstGeom prst="rect">
+                      <a:avLst/>
+                    </a:prstGeom>
+                  </pic:spPr>
+                </pic:pic>
+              </a:graphicData>
+            </a:graphic>
+          </wp:inline>
+        </w:drawing>
+      </w:r>
+    </w:p>
+    <w:p>
+      <w:pPr>
+        <w:spacing w:after="0" w:line="360" w:lineRule="auto"/>
+        <w:ind w:firstLine="709"/>
+        <w:jc w:val="both"/>
+        <w:rPr>
+          <w:rFonts w:ascii="Times New Roman" w:hAnsi="Times New Roman" w:cs="Times New Roman"/>
+          <w:sz w:val="28"/>
+          <w:szCs w:val="28"/>
+        </w:rPr>
+      </w:pPr>
+      <w:r>
+        <w:rPr>
+          <w:rFonts w:ascii="Times New Roman" w:hAnsi="Times New Roman" w:cs="Times New Roman"/>
+          <w:noProof/>
+          <w:sz w:val="28"/>
+          <w:szCs w:val="28"/>
+        </w:rPr>
+        <w:drawing>
+          <wp:inline distT="0" distB="0" distL="0" distR="0" wp14:anchorId="4F654E1C" wp14:editId="7C725738">
+            <wp:extent cx="4734586" cy="562053"/>
+            <wp:effectExtent l="0" t="0" r="8890" b="9525"/>
+            <wp:docPr id="18" name="Рисунок 18"/>
+            <wp:cNvGraphicFramePr>
+              <a:graphicFrameLocks xmlns:a="http://schemas.openxmlformats.org/drawingml/2006/main" noChangeAspect="1"/>
+            </wp:cNvGraphicFramePr>
+            <a:graphic xmlns:a="http://schemas.openxmlformats.org/drawingml/2006/main">
+              <a:graphicData uri="http://schemas.openxmlformats.org/drawingml/2006/picture">
+                <pic:pic xmlns:pic="http://schemas.openxmlformats.org/drawingml/2006/picture">
+                  <pic:nvPicPr>
+                    <pic:cNvPr id="1" name=""/>
+                    <pic:cNvPicPr/>
+                  </pic:nvPicPr>
+                  <pic:blipFill>
+                    <a:blip r:embed="rId23"/>
+                    <a:stretch>
+                      <a:fillRect/>
+                    </a:stretch>
+                  </pic:blipFill>
+                  <pic:spPr>
+                    <a:xfrm>
+                      <a:off x="0" y="0"/>
+                      <a:ext cx="4734586" cy="562053"/>
+                    </a:xfrm>
+                    <a:prstGeom prst="rect">
+                      <a:avLst/>
+                    </a:prstGeom>
+                  </pic:spPr>
+                </pic:pic>
+              </a:graphicData>
+            </a:graphic>
+          </wp:inline>
+        </w:drawing>
+      </w:r>
+    </w:p>
+    <w:p>
+      <w:pPr>
+        <w:spacing w:after="0" w:line="360" w:lineRule="auto"/>
+        <w:ind w:firstLine="709"/>
+        <w:jc w:val="both"/>
+        <w:rPr>
+          <w:rFonts w:ascii="Times New Roman" w:hAnsi="Times New Roman" w:cs="Times New Roman"/>
+          <w:noProof/>
+          <w:sz w:val="28"/>
+          <w:szCs w:val="28"/>
+        </w:rPr>
+      </w:pPr>
+      <w:r>
+        <w:rPr>
+          <w:rFonts w:ascii="Times New Roman" w:hAnsi="Times New Roman" w:cs="Times New Roman"/>
+          <w:noProof/>
+          <w:sz w:val="28"/>
+          <w:szCs w:val="28"/>
+        </w:rPr>
+        <w:drawing>
+          <wp:inline distT="0" distB="0" distL="0" distR="0" wp14:anchorId="3685ABC0" wp14:editId="411ABF1D">
+            <wp:extent cx="5410955" cy="838317"/>
+            <wp:effectExtent l="0" t="0" r="0" b="0"/>
+            <wp:docPr id="19" name="Рисунок 19"/>
+            <wp:cNvGraphicFramePr>
+              <a:graphicFrameLocks xmlns:a="http://schemas.openxmlformats.org/drawingml/2006/main" noChangeAspect="1"/>
+            </wp:cNvGraphicFramePr>
+            <a:graphic xmlns:a="http://schemas.openxmlformats.org/drawingml/2006/main">
+              <a:graphicData uri="http://schemas.openxmlformats.org/drawingml/2006/picture">
+                <pic:pic xmlns:pic="http://schemas.openxmlformats.org/drawingml/2006/picture">
+                  <pic:nvPicPr>
+                    <pic:cNvPr id="1" name=""/>
+                    <pic:cNvPicPr/>
+                  </pic:nvPicPr>
+                  <pic:blipFill>
+                    <a:blip r:embed="rId24"/>
+                    <a:stretch>
+                      <a:fillRect/>
+                    </a:stretch>
+                  </pic:blipFill>
+                  <pic:spPr>
+                    <a:xfrm>
+                      <a:off x="0" y="0"/>
+                      <a:ext cx="5410955" cy="838317"/>
+                    </a:xfrm>
+                    <a:prstGeom prst="rect">
+                      <a:avLst/>
+                    </a:prstGeom>
+                  </pic:spPr>
+                </pic:pic>
+              </a:graphicData>
+            </a:graphic>
+          </wp:inline>
+        </w:drawing>
+      </w:r>
+    </w:p>
+    <w:p>
+      <w:pPr>
+        <w:tabs>
+          <w:tab w:val="left" w:pos="615"/>
+          <w:tab w:val="left" w:pos="1335"/>
+        </w:tabs>
+        <w:spacing w:after="0" w:line="360" w:lineRule="auto"/>
+        <w:ind w:firstLine="709"/>
+        <w:jc w:val="both"/>
+        <w:rPr>
+          <w:rFonts w:ascii="Times New Roman" w:hAnsi="Times New Roman" w:cs="Times New Roman"/>
+          <w:sz w:val="28"/>
+          <w:szCs w:val="28"/>
+        </w:rPr>
+      </w:pPr>
+      <w:r>
+        <w:rPr>
+          <w:rFonts w:ascii="Times New Roman" w:hAnsi="Times New Roman" w:cs="Times New Roman"/>
+          <w:sz w:val="28"/>
+          <w:szCs w:val="28"/>
+        </w:rPr>
+        <w:tab/>
+        <w:t>Создание ветки для разработки инфологической</w:t>
+      </w:r>
+      <w:r>
+        <w:rPr>
+          <w:rFonts w:ascii="Times New Roman" w:hAnsi="Times New Roman" w:cs="Times New Roman"/>
+          <w:sz w:val="28"/>
+          <w:szCs w:val="28"/>
+        </w:rPr>
+        <w:t>,</w:t>
+      </w:r>
+      <w:r>
+        <w:rPr>
+          <w:rFonts w:ascii="Times New Roman" w:hAnsi="Times New Roman" w:cs="Times New Roman"/>
+          <w:sz w:val="28"/>
+          <w:szCs w:val="28"/>
+        </w:rPr>
+        <w:t xml:space="preserve"> даталогической модели и нормализации отношений</w:t>
+      </w:r>
+    </w:p>
+    <w:p>
+      <w:pPr>
+        <w:tabs>
+          <w:tab w:val="left" w:pos="615"/>
+          <w:tab w:val="left" w:pos="1335"/>
+        </w:tabs>
+        <w:spacing w:after="0" w:line="360" w:lineRule="auto"/>
+        <w:ind w:firstLine="709"/>
+        <w:jc w:val="both"/>
+        <w:rPr>
+          <w:rFonts w:ascii="Times New Roman" w:hAnsi="Times New Roman" w:cs="Times New Roman"/>
+          <w:sz w:val="28"/>
+          <w:szCs w:val="28"/>
+        </w:rPr>
+      </w:pPr>
+      <w:r>
+        <w:rPr>
+          <w:rFonts w:ascii="Times New Roman" w:hAnsi="Times New Roman" w:cs="Times New Roman"/>
+          <w:noProof/>
+          <w:sz w:val="28"/>
+          <w:szCs w:val="28"/>
+        </w:rPr>
+        <w:drawing>
+          <wp:inline distT="0" distB="0" distL="0" distR="0" wp14:anchorId="59055DC8" wp14:editId="3DEBB186">
+            <wp:extent cx="2600688" cy="504895"/>
+            <wp:effectExtent l="0" t="0" r="9525" b="9525"/>
+            <wp:docPr id="20" name="Рисунок 20"/>
+            <wp:cNvGraphicFramePr>
+              <a:graphicFrameLocks xmlns:a="http://schemas.openxmlformats.org/drawingml/2006/main" noChangeAspect="1"/>
+            </wp:cNvGraphicFramePr>
+            <a:graphic xmlns:a="http://schemas.openxmlformats.org/drawingml/2006/main">
+              <a:graphicData uri="http://schemas.openxmlformats.org/drawingml/2006/picture">
+                <pic:pic xmlns:pic="http://schemas.openxmlformats.org/drawingml/2006/picture">
+                  <pic:nvPicPr>
+                    <pic:cNvPr id="1" name=""/>
+                    <pic:cNvPicPr/>
+                  </pic:nvPicPr>
+                  <pic:blipFill>
+                    <a:blip r:embed="rId25"/>
+                    <a:stretch>
+                      <a:fillRect/>
+                    </a:stretch>
+                  </pic:blipFill>
+                  <pic:spPr>
+                    <a:xfrm>
+                      <a:off x="0" y="0"/>
+                      <a:ext cx="2600688" cy="504895"/>
+                    </a:xfrm>
+                    <a:prstGeom prst="rect">
+                      <a:avLst/>
+                    </a:prstGeom>
+                  </pic:spPr>
+                </pic:pic>
+              </a:graphicData>
+            </a:graphic>
+          </wp:inline>
+        </w:drawing>
+      </w:r>
+    </w:p>
+    <w:p>
+      <w:pPr>
+        <w:tabs>
+          <w:tab w:val="left" w:pos="615"/>
+          <w:tab w:val="left" w:pos="1335"/>
+        </w:tabs>
+        <w:spacing w:after="0" w:line="360" w:lineRule="auto"/>
+        <w:ind w:firstLine="709"/>
+        <w:jc w:val="both"/>
+        <w:rPr>
+          <w:rFonts w:ascii="Times New Roman" w:hAnsi="Times New Roman" w:cs="Times New Roman"/>
+          <w:sz w:val="28"/>
+          <w:szCs w:val="28"/>
+        </w:rPr>
+      </w:pPr>
+      <w:r>
+        <w:rPr>
+          <w:rFonts w:ascii="Times New Roman" w:hAnsi="Times New Roman" w:cs="Times New Roman"/>
+          <w:sz w:val="28"/>
+          <w:szCs w:val="28"/>
+        </w:rPr>
+        <w:lastRenderedPageBreak/>
+        <w:t>Коммиты разработки инфологической</w:t>
+      </w:r>
+      <w:r>
+        <w:rPr>
+          <w:rFonts w:ascii="Times New Roman" w:hAnsi="Times New Roman" w:cs="Times New Roman"/>
+          <w:sz w:val="28"/>
+          <w:szCs w:val="28"/>
+        </w:rPr>
+        <w:t>,</w:t>
+      </w:r>
+      <w:r>
+        <w:rPr>
+          <w:rFonts w:ascii="Times New Roman" w:hAnsi="Times New Roman" w:cs="Times New Roman"/>
+          <w:sz w:val="28"/>
+          <w:szCs w:val="28"/>
+        </w:rPr>
+        <w:t xml:space="preserve"> даталогической модели и нормализации отношений</w:t>
+      </w:r>
+    </w:p>
+    <w:p>
+      <w:pPr>
+        <w:tabs>
+          <w:tab w:val="left" w:pos="615"/>
+          <w:tab w:val="left" w:pos="1335"/>
+        </w:tabs>
+        <w:spacing w:after="0" w:line="360" w:lineRule="auto"/>
+        <w:ind w:firstLine="709"/>
+        <w:jc w:val="both"/>
+        <w:rPr>
+          <w:rFonts w:ascii="Times New Roman" w:hAnsi="Times New Roman" w:cs="Times New Roman"/>
+          <w:sz w:val="28"/>
+          <w:szCs w:val="28"/>
+        </w:rPr>
+      </w:pPr>
+      <w:r>
+        <w:rPr>
+          <w:rFonts w:ascii="Times New Roman" w:hAnsi="Times New Roman" w:cs="Times New Roman"/>
+          <w:noProof/>
+          <w:sz w:val="28"/>
+          <w:szCs w:val="28"/>
+        </w:rPr>
+        <w:drawing>
+          <wp:inline distT="0" distB="0" distL="0" distR="0" wp14:anchorId="3FC7D970" wp14:editId="70ED70B5">
+            <wp:extent cx="5382376" cy="2200582"/>
+            <wp:effectExtent l="0" t="0" r="8890" b="9525"/>
+            <wp:docPr id="21" name="Рисунок 21"/>
+            <wp:cNvGraphicFramePr>
+              <a:graphicFrameLocks xmlns:a="http://schemas.openxmlformats.org/drawingml/2006/main" noChangeAspect="1"/>
+            </wp:cNvGraphicFramePr>
+            <a:graphic xmlns:a="http://schemas.openxmlformats.org/drawingml/2006/main">
+              <a:graphicData uri="http://schemas.openxmlformats.org/drawingml/2006/picture">
+                <pic:pic xmlns:pic="http://schemas.openxmlformats.org/drawingml/2006/picture">
+                  <pic:nvPicPr>
+                    <pic:cNvPr id="1" name=""/>
+                    <pic:cNvPicPr/>
+                  </pic:nvPicPr>
+                  <pic:blipFill>
+                    <a:blip r:embed="rId26"/>
+                    <a:stretch>
+                      <a:fillRect/>
+                    </a:stretch>
+                  </pic:blipFill>
+                  <pic:spPr>
+                    <a:xfrm>
+                      <a:off x="0" y="0"/>
+                      <a:ext cx="5382376" cy="2200582"/>
+                    </a:xfrm>
+                    <a:prstGeom prst="rect">
+                      <a:avLst/>
+                    </a:prstGeom>
+                  </pic:spPr>
+                </pic:pic>
+              </a:graphicData>
+            </a:graphic>
+          </wp:inline>
+        </w:drawing>
+      </w:r>
+    </w:p>
+    <w:p>
+      <w:pPr>
+        <w:tabs>
+          <w:tab w:val="left" w:pos="615"/>
+          <w:tab w:val="left" w:pos="1335"/>
+        </w:tabs>
+        <w:spacing w:after="0" w:line="360" w:lineRule="auto"/>
+        <w:ind w:firstLine="709"/>
+        <w:jc w:val="both"/>
+        <w:rPr>
+          <w:rFonts w:ascii="Times New Roman" w:hAnsi="Times New Roman" w:cs="Times New Roman"/>
+          <w:sz w:val="28"/>
+          <w:szCs w:val="28"/>
+        </w:rPr>
+      </w:pPr>
+      <w:r>
+        <w:rPr>
+          <w:rFonts w:ascii="Times New Roman" w:hAnsi="Times New Roman" w:cs="Times New Roman"/>
+          <w:noProof/>
+          <w:sz w:val="28"/>
+          <w:szCs w:val="28"/>
+        </w:rPr>
+        <w:drawing>
+          <wp:inline distT="0" distB="0" distL="0" distR="0" wp14:anchorId="70B34099" wp14:editId="27C213F0">
+            <wp:extent cx="5363323" cy="1657581"/>
+            <wp:effectExtent l="0" t="0" r="8890" b="0"/>
+            <wp:docPr id="23" name="Рисунок 23"/>
+            <wp:cNvGraphicFramePr>
+              <a:graphicFrameLocks xmlns:a="http://schemas.openxmlformats.org/drawingml/2006/main" noChangeAspect="1"/>
+            </wp:cNvGraphicFramePr>
+            <a:graphic xmlns:a="http://schemas.openxmlformats.org/drawingml/2006/main">
+              <a:graphicData uri="http://schemas.openxmlformats.org/drawingml/2006/picture">
+                <pic:pic xmlns:pic="http://schemas.openxmlformats.org/drawingml/2006/picture">
+                  <pic:nvPicPr>
+                    <pic:cNvPr id="1" name=""/>
+                    <pic:cNvPicPr/>
+                  </pic:nvPicPr>
+                  <pic:blipFill>
+                    <a:blip r:embed="rId27"/>
+                    <a:stretch>
+                      <a:fillRect/>
+                    </a:stretch>
+                  </pic:blipFill>
+                  <pic:spPr>
+                    <a:xfrm>
+                      <a:off x="0" y="0"/>
+                      <a:ext cx="5363323" cy="1657581"/>
+                    </a:xfrm>
+                    <a:prstGeom prst="rect">
+                      <a:avLst/>
+                    </a:prstGeom>
+                  </pic:spPr>
+                </pic:pic>
+              </a:graphicData>
+            </a:graphic>
+          </wp:inline>
+        </w:drawing>
+      </w:r>
+      <w:r>
+        <w:rPr>
+          <w:rFonts w:ascii="Times New Roman" w:hAnsi="Times New Roman" w:cs="Times New Roman"/>
+          <w:sz w:val="28"/>
+          <w:szCs w:val="28"/>
+        </w:rPr>
+        <w:tab/>
+      </w:r>
+    </w:p>
+    <w:p>
+      <w:pPr>
+        <w:spacing w:after="0" w:line="360" w:lineRule="auto"/>
+        <w:ind w:firstLine="709"/>
+        <w:jc w:val="both"/>
+        <w:rPr>
+          <w:rFonts w:ascii="Times New Roman" w:hAnsi="Times New Roman" w:cs="Times New Roman"/>
+          <w:sz w:val="28"/>
+          <w:szCs w:val="28"/>
+        </w:rPr>
+      </w:pPr>
+      <w:r>
+        <w:rPr>
+          <w:rFonts w:ascii="Times New Roman" w:hAnsi="Times New Roman" w:cs="Times New Roman"/>
+          <w:noProof/>
+          <w:sz w:val="28"/>
+          <w:szCs w:val="28"/>
+        </w:rPr>
+        <w:drawing>
+          <wp:inline distT="0" distB="0" distL="0" distR="0" wp14:anchorId="0A37620E" wp14:editId="09B95ACD">
+            <wp:extent cx="3343742" cy="609685"/>
+            <wp:effectExtent l="0" t="0" r="9525" b="0"/>
+            <wp:docPr id="24" name="Рисунок 24"/>
+            <wp:cNvGraphicFramePr>
+              <a:graphicFrameLocks xmlns:a="http://schemas.openxmlformats.org/drawingml/2006/main" noChangeAspect="1"/>
+            </wp:cNvGraphicFramePr>
+            <a:graphic xmlns:a="http://schemas.openxmlformats.org/drawingml/2006/main">
+              <a:graphicData uri="http://schemas.openxmlformats.org/drawingml/2006/picture">
+                <pic:pic xmlns:pic="http://schemas.openxmlformats.org/drawingml/2006/picture">
+                  <pic:nvPicPr>
+                    <pic:cNvPr id="1" name=""/>
+                    <pic:cNvPicPr/>
+                  </pic:nvPicPr>
+                  <pic:blipFill>
+                    <a:blip r:embed="rId28"/>
+                    <a:stretch>
+                      <a:fillRect/>
+                    </a:stretch>
+                  </pic:blipFill>
+                  <pic:spPr>
+                    <a:xfrm>
+                      <a:off x="0" y="0"/>
+                      <a:ext cx="3343742" cy="609685"/>
+                    </a:xfrm>
+                    <a:prstGeom prst="rect">
+                      <a:avLst/>
+                    </a:prstGeom>
+                  </pic:spPr>
+                </pic:pic>
+              </a:graphicData>
+            </a:graphic>
+          </wp:inline>
+        </w:drawing>
+      </w:r>
+    </w:p>
+    <w:p>
+      <w:pPr>
+        <w:spacing w:after="0" w:line="360" w:lineRule="auto"/>
+        <w:ind w:firstLine="709"/>
+        <w:jc w:val="both"/>
+        <w:rPr>
+          <w:rFonts w:ascii="Times New Roman" w:hAnsi="Times New Roman" w:cs="Times New Roman"/>
+          <w:sz w:val="28"/>
+          <w:szCs w:val="28"/>
+        </w:rPr>
+      </w:pPr>
+      <w:r>
+        <w:rPr>
+          <w:rFonts w:ascii="Times New Roman" w:hAnsi="Times New Roman" w:cs="Times New Roman"/>
+          <w:sz w:val="28"/>
+          <w:szCs w:val="28"/>
+        </w:rPr>
+        <w:t>Создание ветки по разработке технического задания</w:t>
+      </w:r>
+    </w:p>
+    <w:p>
+      <w:pPr>
+        <w:spacing w:after="0" w:line="360" w:lineRule="auto"/>
+        <w:ind w:firstLine="709"/>
+        <w:jc w:val="both"/>
+        <w:rPr>
+          <w:rFonts w:ascii="Times New Roman" w:hAnsi="Times New Roman" w:cs="Times New Roman"/>
+          <w:sz w:val="28"/>
+          <w:szCs w:val="28"/>
+          <w:lang w:val="en-US"/>
+        </w:rPr>
+      </w:pPr>
+      <w:r>
+        <w:rPr>
+          <w:rFonts w:ascii="Times New Roman" w:hAnsi="Times New Roman" w:cs="Times New Roman"/>
+          <w:noProof/>
+          <w:sz w:val="28"/>
+          <w:szCs w:val="28"/>
+          <w:lang w:val="en-US"/>
+        </w:rPr>
+        <w:drawing>
+          <wp:inline distT="0" distB="0" distL="0" distR="0" wp14:anchorId="1D972EE6" wp14:editId="4BEEF603">
+            <wp:extent cx="2572109" cy="276264"/>
+            <wp:effectExtent l="0" t="0" r="0" b="9525"/>
+            <wp:docPr id="22" name="Рисунок 22"/>
+            <wp:cNvGraphicFramePr>
+              <a:graphicFrameLocks xmlns:a="http://schemas.openxmlformats.org/drawingml/2006/main" noChangeAspect="1"/>
+            </wp:cNvGraphicFramePr>
+            <a:graphic xmlns:a="http://schemas.openxmlformats.org/drawingml/2006/main">
+              <a:graphicData uri="http://schemas.openxmlformats.org/drawingml/2006/picture">
+                <pic:pic xmlns:pic="http://schemas.openxmlformats.org/drawingml/2006/picture">
+                  <pic:nvPicPr>
+                    <pic:cNvPr id="1" name=""/>
+                    <pic:cNvPicPr/>
+                  </pic:nvPicPr>
+                  <pic:blipFill>
+                    <a:blip r:embed="rId29"/>
+                    <a:stretch>
+                      <a:fillRect/>
+                    </a:stretch>
+                  </pic:blipFill>
+                  <pic:spPr>
+                    <a:xfrm>
+                      <a:off x="0" y="0"/>
+                      <a:ext cx="2572109" cy="276264"/>
+                    </a:xfrm>
+                    <a:prstGeom prst="rect">
+                      <a:avLst/>
+                    </a:prstGeom>
+                  </pic:spPr>
+                </pic:pic>
+              </a:graphicData>
+            </a:graphic>
+          </wp:inline>
+        </w:drawing>
+      </w:r>
+    </w:p>
+    <w:p>
+      <w:pPr>
+        <w:spacing w:after="0" w:line="360" w:lineRule="auto"/>
+        <w:ind w:firstLine="709"/>
+        <w:jc w:val="both"/>
+        <w:rPr>
+          <w:rFonts w:ascii="Times New Roman" w:hAnsi="Times New Roman" w:cs="Times New Roman"/>
+          <w:sz w:val="28"/>
+          <w:szCs w:val="28"/>
+        </w:rPr>
+      </w:pPr>
+      <w:r>
+        <w:rPr>
+          <w:rFonts w:ascii="Times New Roman" w:hAnsi="Times New Roman" w:cs="Times New Roman"/>
+          <w:sz w:val="28"/>
+          <w:szCs w:val="28"/>
+        </w:rPr>
+        <w:t>Коммиты этапов технического задания</w:t>
+      </w:r>
+    </w:p>
+    <w:p>
+      <w:pPr>
+        <w:spacing w:after="0" w:line="360" w:lineRule="auto"/>
+        <w:ind w:firstLine="709"/>
+        <w:jc w:val="both"/>
+        <w:rPr>
+          <w:rFonts w:ascii="Times New Roman" w:hAnsi="Times New Roman" w:cs="Times New Roman"/>
+          <w:sz w:val="28"/>
+          <w:szCs w:val="28"/>
+        </w:rPr>
+      </w:pPr>
+      <w:r>
+        <w:rPr>
+          <w:rFonts w:ascii="Times New Roman" w:hAnsi="Times New Roman" w:cs="Times New Roman"/>
+          <w:noProof/>
+          <w:sz w:val="28"/>
+          <w:szCs w:val="28"/>
+        </w:rPr>
+        <w:drawing>
+          <wp:inline distT="0" distB="0" distL="0" distR="0" wp14:anchorId="5B716A9D" wp14:editId="2913F8FB">
+            <wp:extent cx="3991532" cy="724001"/>
+            <wp:effectExtent l="0" t="0" r="9525" b="0"/>
+            <wp:docPr id="25" name="Рисунок 25"/>
+            <wp:cNvGraphicFramePr>
+              <a:graphicFrameLocks xmlns:a="http://schemas.openxmlformats.org/drawingml/2006/main" noChangeAspect="1"/>
+            </wp:cNvGraphicFramePr>
+            <a:graphic xmlns:a="http://schemas.openxmlformats.org/drawingml/2006/main">
+              <a:graphicData uri="http://schemas.openxmlformats.org/drawingml/2006/picture">
+                <pic:pic xmlns:pic="http://schemas.openxmlformats.org/drawingml/2006/picture">
+                  <pic:nvPicPr>
+                    <pic:cNvPr id="1" name=""/>
+                    <pic:cNvPicPr/>
+                  </pic:nvPicPr>
+                  <pic:blipFill>
+                    <a:blip r:embed="rId30"/>
+                    <a:stretch>
+                      <a:fillRect/>
+                    </a:stretch>
+                  </pic:blipFill>
+                  <pic:spPr>
+                    <a:xfrm>
+                      <a:off x="0" y="0"/>
+                      <a:ext cx="3991532" cy="724001"/>
+                    </a:xfrm>
+                    <a:prstGeom prst="rect">
+                      <a:avLst/>
+                    </a:prstGeom>
+                  </pic:spPr>
+                </pic:pic>
+              </a:graphicData>
+            </a:graphic>
+          </wp:inline>
+        </w:drawing>
+      </w:r>
+    </w:p>
+    <w:p>
+      <w:pPr>
+        <w:spacing w:after="0" w:line="360" w:lineRule="auto"/>
+        <w:ind w:firstLine="709"/>
+        <w:jc w:val="both"/>
+        <w:rPr>
+          <w:rFonts w:ascii="Times New Roman" w:hAnsi="Times New Roman" w:cs="Times New Roman"/>
+          <w:sz w:val="28"/>
+          <w:szCs w:val="28"/>
+        </w:rPr>
+      </w:pPr>
+      <w:r>
+        <w:rPr>
+          <w:rFonts w:ascii="Times New Roman" w:hAnsi="Times New Roman" w:cs="Times New Roman"/>
+          <w:noProof/>
+          <w:sz w:val="28"/>
+          <w:szCs w:val="28"/>
+        </w:rPr>
+        <w:drawing>
+          <wp:inline distT="0" distB="0" distL="0" distR="0" wp14:anchorId="029F6FA8" wp14:editId="398B4005">
+            <wp:extent cx="3762900" cy="562053"/>
+            <wp:effectExtent l="0" t="0" r="9525" b="9525"/>
+            <wp:docPr id="26" name="Рисунок 26"/>
+            <wp:cNvGraphicFramePr>
+              <a:graphicFrameLocks xmlns:a="http://schemas.openxmlformats.org/drawingml/2006/main" noChangeAspect="1"/>
+            </wp:cNvGraphicFramePr>
+            <a:graphic xmlns:a="http://schemas.openxmlformats.org/drawingml/2006/main">
+              <a:graphicData uri="http://schemas.openxmlformats.org/drawingml/2006/picture">
+                <pic:pic xmlns:pic="http://schemas.openxmlformats.org/drawingml/2006/picture">
+                  <pic:nvPicPr>
+                    <pic:cNvPr id="1" name=""/>
+                    <pic:cNvPicPr/>
+                  </pic:nvPicPr>
+                  <pic:blipFill>
+                    <a:blip r:embed="rId31"/>
+                    <a:stretch>
+                      <a:fillRect/>
+                    </a:stretch>
+                  </pic:blipFill>
+                  <pic:spPr>
+                    <a:xfrm>
+                      <a:off x="0" y="0"/>
+                      <a:ext cx="3762900" cy="562053"/>
+                    </a:xfrm>
+                    <a:prstGeom prst="rect">
+                      <a:avLst/>
+                    </a:prstGeom>
+                  </pic:spPr>
+                </pic:pic>
+              </a:graphicData>
+            </a:graphic>
+          </wp:inline>
+        </w:drawing>
+      </w:r>
+    </w:p>
+    <w:p>
+      <w:pPr>
+        <w:spacing w:after="0" w:line="360" w:lineRule="auto"/>
+        <w:ind w:firstLine="709"/>
+        <w:jc w:val="both"/>
+        <w:rPr>
+          <w:rFonts w:ascii="Times New Roman" w:hAnsi="Times New Roman" w:cs="Times New Roman"/>
+          <w:sz w:val="28"/>
+          <w:szCs w:val="28"/>
+        </w:rPr>
+      </w:pPr>
+      <w:r>
+        <w:rPr>
+          <w:rFonts w:ascii="Times New Roman" w:hAnsi="Times New Roman" w:cs="Times New Roman"/>
+          <w:noProof/>
+          <w:sz w:val="28"/>
+          <w:szCs w:val="28"/>
+        </w:rPr>
+        <w:drawing>
+          <wp:inline distT="0" distB="0" distL="0" distR="0" wp14:anchorId="2FF27A41" wp14:editId="0448E170">
+            <wp:extent cx="3791479" cy="590632"/>
+            <wp:effectExtent l="0" t="0" r="0" b="0"/>
+            <wp:docPr id="27" name="Рисунок 27"/>
+            <wp:cNvGraphicFramePr>
+              <a:graphicFrameLocks xmlns:a="http://schemas.openxmlformats.org/drawingml/2006/main" noChangeAspect="1"/>
+            </wp:cNvGraphicFramePr>
+            <a:graphic xmlns:a="http://schemas.openxmlformats.org/drawingml/2006/main">
+              <a:graphicData uri="http://schemas.openxmlformats.org/drawingml/2006/picture">
+                <pic:pic xmlns:pic="http://schemas.openxmlformats.org/drawingml/2006/picture">
+                  <pic:nvPicPr>
+                    <pic:cNvPr id="1" name=""/>
+                    <pic:cNvPicPr/>
+                  </pic:nvPicPr>
+                  <pic:blipFill>
+                    <a:blip r:embed="rId32"/>
+                    <a:stretch>
+                      <a:fillRect/>
+                    </a:stretch>
+                  </pic:blipFill>
+                  <pic:spPr>
+                    <a:xfrm>
+                      <a:off x="0" y="0"/>
+                      <a:ext cx="3791479" cy="590632"/>
+                    </a:xfrm>
+                    <a:prstGeom prst="rect">
+                      <a:avLst/>
+                    </a:prstGeom>
+                  </pic:spPr>
+                </pic:pic>
+              </a:graphicData>
+            </a:graphic>
+          </wp:inline>
+        </w:drawing>
+      </w:r>
+    </w:p>
+    <w:p>
+      <w:pPr>
+        <w:spacing w:after="0" w:line="360" w:lineRule="auto"/>
+        <w:ind w:firstLine="709"/>
+        <w:jc w:val="both"/>
+        <w:rPr>
+          <w:rFonts w:ascii="Times New Roman" w:hAnsi="Times New Roman" w:cs="Times New Roman"/>
+          <w:sz w:val="28"/>
+          <w:szCs w:val="28"/>
+        </w:rPr>
+      </w:pPr>
+      <w:r>
+        <w:rPr>
+          <w:rFonts w:ascii="Times New Roman" w:hAnsi="Times New Roman" w:cs="Times New Roman"/>
+          <w:noProof/>
+          <w:sz w:val="28"/>
+          <w:szCs w:val="28"/>
+        </w:rPr>
+        <w:drawing>
+          <wp:inline distT="0" distB="0" distL="0" distR="0" wp14:anchorId="11374C1D" wp14:editId="116FA3F8">
+            <wp:extent cx="3781953" cy="581106"/>
+            <wp:effectExtent l="0" t="0" r="9525" b="9525"/>
+            <wp:docPr id="28" name="Рисунок 28"/>
+            <wp:cNvGraphicFramePr>
+              <a:graphicFrameLocks xmlns:a="http://schemas.openxmlformats.org/drawingml/2006/main" noChangeAspect="1"/>
+            </wp:cNvGraphicFramePr>
+            <a:graphic xmlns:a="http://schemas.openxmlformats.org/drawingml/2006/main">
+              <a:graphicData uri="http://schemas.openxmlformats.org/drawingml/2006/picture">
+                <pic:pic xmlns:pic="http://schemas.openxmlformats.org/drawingml/2006/picture">
+                  <pic:nvPicPr>
+                    <pic:cNvPr id="1" name=""/>
+                    <pic:cNvPicPr/>
+                  </pic:nvPicPr>
+                  <pic:blipFill>
+                    <a:blip r:embed="rId33"/>
+                    <a:stretch>
+                      <a:fillRect/>
+                    </a:stretch>
+                  </pic:blipFill>
+                  <pic:spPr>
+                    <a:xfrm>
+                      <a:off x="0" y="0"/>
+                      <a:ext cx="3781953" cy="581106"/>
+                    </a:xfrm>
+                    <a:prstGeom prst="rect">
+                      <a:avLst/>
+                    </a:prstGeom>
+                  </pic:spPr>
+                </pic:pic>
+              </a:graphicData>
+            </a:graphic>
+          </wp:inline>
+        </w:drawing>
+      </w:r>
+    </w:p>
+    <w:p>
+      <w:pPr>
+        <w:spacing w:after="0" w:line="360" w:lineRule="auto"/>
+        <w:ind w:firstLine="709"/>
+        <w:jc w:val="both"/>
+        <w:rPr>
+          <w:rFonts w:ascii="Times New Roman" w:hAnsi="Times New Roman" w:cs="Times New Roman"/>
+          <w:sz w:val="28"/>
+          <w:szCs w:val="28"/>
+        </w:rPr>
+      </w:pPr>
+      <w:r>
+        <w:rPr>
+          <w:rFonts w:ascii="Times New Roman" w:hAnsi="Times New Roman" w:cs="Times New Roman"/>
+          <w:noProof/>
+          <w:sz w:val="28"/>
+          <w:szCs w:val="28"/>
+        </w:rPr>
+        <w:lastRenderedPageBreak/>
+        <w:drawing>
+          <wp:inline distT="0" distB="0" distL="0" distR="0" wp14:anchorId="420159FD" wp14:editId="48E61FCB">
+            <wp:extent cx="3724795" cy="581106"/>
+            <wp:effectExtent l="0" t="0" r="9525" b="9525"/>
+            <wp:docPr id="29" name="Рисунок 29"/>
+            <wp:cNvGraphicFramePr>
+              <a:graphicFrameLocks xmlns:a="http://schemas.openxmlformats.org/drawingml/2006/main" noChangeAspect="1"/>
+            </wp:cNvGraphicFramePr>
+            <a:graphic xmlns:a="http://schemas.openxmlformats.org/drawingml/2006/main">
+              <a:graphicData uri="http://schemas.openxmlformats.org/drawingml/2006/picture">
+                <pic:pic xmlns:pic="http://schemas.openxmlformats.org/drawingml/2006/picture">
+                  <pic:nvPicPr>
+                    <pic:cNvPr id="1" name=""/>
+                    <pic:cNvPicPr/>
+                  </pic:nvPicPr>
+                  <pic:blipFill>
+                    <a:blip r:embed="rId34"/>
+                    <a:stretch>
+                      <a:fillRect/>
+                    </a:stretch>
+                  </pic:blipFill>
+                  <pic:spPr>
+                    <a:xfrm>
+                      <a:off x="0" y="0"/>
+                      <a:ext cx="3724795" cy="581106"/>
+                    </a:xfrm>
+                    <a:prstGeom prst="rect">
+                      <a:avLst/>
+                    </a:prstGeom>
+                  </pic:spPr>
+                </pic:pic>
+              </a:graphicData>
+            </a:graphic>
+          </wp:inline>
+        </w:drawing>
+      </w:r>
+    </w:p>
+    <w:p>
+      <w:pPr>
+        <w:spacing w:after="0" w:line="360" w:lineRule="auto"/>
+        <w:ind w:firstLine="709"/>
+        <w:jc w:val="both"/>
+        <w:rPr>
+          <w:rFonts w:ascii="Times New Roman" w:hAnsi="Times New Roman" w:cs="Times New Roman"/>
+          <w:sz w:val="28"/>
+          <w:szCs w:val="28"/>
+        </w:rPr>
+      </w:pPr>
+      <w:r>
+        <w:rPr>
+          <w:rFonts w:ascii="Times New Roman" w:hAnsi="Times New Roman" w:cs="Times New Roman"/>
+          <w:noProof/>
+          <w:sz w:val="28"/>
+          <w:szCs w:val="28"/>
+        </w:rPr>
+        <w:drawing>
+          <wp:inline distT="0" distB="0" distL="0" distR="0" wp14:anchorId="4DCCED99" wp14:editId="49C3DE9F">
+            <wp:extent cx="3753374" cy="571580"/>
+            <wp:effectExtent l="0" t="0" r="0" b="0"/>
+            <wp:docPr id="30" name="Рисунок 30"/>
+            <wp:cNvGraphicFramePr>
+              <a:graphicFrameLocks xmlns:a="http://schemas.openxmlformats.org/drawingml/2006/main" noChangeAspect="1"/>
+            </wp:cNvGraphicFramePr>
+            <a:graphic xmlns:a="http://schemas.openxmlformats.org/drawingml/2006/main">
+              <a:graphicData uri="http://schemas.openxmlformats.org/drawingml/2006/picture">
+                <pic:pic xmlns:pic="http://schemas.openxmlformats.org/drawingml/2006/picture">
+                  <pic:nvPicPr>
+                    <pic:cNvPr id="1" name=""/>
+                    <pic:cNvPicPr/>
+                  </pic:nvPicPr>
+                  <pic:blipFill>
+                    <a:blip r:embed="rId35"/>
+                    <a:stretch>
+                      <a:fillRect/>
+                    </a:stretch>
+                  </pic:blipFill>
+                  <pic:spPr>
+                    <a:xfrm>
+                      <a:off x="0" y="0"/>
+                      <a:ext cx="3753374" cy="571580"/>
+                    </a:xfrm>
+                    <a:prstGeom prst="rect">
+                      <a:avLst/>
+                    </a:prstGeom>
+                  </pic:spPr>
+                </pic:pic>
+              </a:graphicData>
+            </a:graphic>
+          </wp:inline>
+        </w:drawing>
+      </w:r>
+    </w:p>
+    <w:p>
+      <w:pPr>
+        <w:spacing w:after="0" w:line="360" w:lineRule="auto"/>
+        <w:ind w:firstLine="709"/>
+        <w:jc w:val="both"/>
+        <w:rPr>
+          <w:rFonts w:ascii="Times New Roman" w:hAnsi="Times New Roman" w:cs="Times New Roman"/>
+          <w:sz w:val="28"/>
+          <w:szCs w:val="28"/>
+          <w:lang w:val="en-US"/>
+        </w:rPr>
+      </w:pPr>
+      <w:r>
+        <w:rPr>
+          <w:rFonts w:ascii="Times New Roman" w:hAnsi="Times New Roman" w:cs="Times New Roman"/>
+          <w:noProof/>
+          <w:sz w:val="28"/>
+          <w:szCs w:val="28"/>
+          <w:lang w:val="en-US"/>
+        </w:rPr>
+        <w:drawing>
+          <wp:inline distT="0" distB="0" distL="0" distR="0" wp14:anchorId="22EEB06A" wp14:editId="39F29B7D">
+            <wp:extent cx="4134427" cy="2934109"/>
+            <wp:effectExtent l="0" t="0" r="0" b="0"/>
+            <wp:docPr id="31" name="Рисунок 31"/>
+            <wp:cNvGraphicFramePr>
+              <a:graphicFrameLocks xmlns:a="http://schemas.openxmlformats.org/drawingml/2006/main" noChangeAspect="1"/>
+            </wp:cNvGraphicFramePr>
+            <a:graphic xmlns:a="http://schemas.openxmlformats.org/drawingml/2006/main">
+              <a:graphicData uri="http://schemas.openxmlformats.org/drawingml/2006/picture">
+                <pic:pic xmlns:pic="http://schemas.openxmlformats.org/drawingml/2006/picture">
+                  <pic:nvPicPr>
+                    <pic:cNvPr id="1" name=""/>
+                    <pic:cNvPicPr/>
+                  </pic:nvPicPr>
+                  <pic:blipFill>
+                    <a:blip r:embed="rId36"/>
+                    <a:stretch>
+                      <a:fillRect/>
+                    </a:stretch>
+                  </pic:blipFill>
+                  <pic:spPr>
+                    <a:xfrm>
+                      <a:off x="0" y="0"/>
+                      <a:ext cx="4134427" cy="2934109"/>
+                    </a:xfrm>
+                    <a:prstGeom prst="rect">
+                      <a:avLst/>
+                    </a:prstGeom>
+                  </pic:spPr>
+                </pic:pic>
+              </a:graphicData>
+            </a:graphic>
+          </wp:inline>
+        </w:drawing>
+      </w:r>
+    </w:p>
+    <w:p>
+      <w:pPr>
+        <w:spacing w:after="0" w:line="360" w:lineRule="auto"/>
+        <w:ind w:firstLine="709"/>
+        <w:jc w:val="both"/>
+        <w:rPr>
+          <w:rFonts w:ascii="Times New Roman" w:hAnsi="Times New Roman" w:cs="Times New Roman"/>
+          <w:sz w:val="28"/>
+          <w:szCs w:val="28"/>
+          <w:lang w:val="en-US"/>
+        </w:rPr>
+      </w:pPr>
+      <w:r>
+        <w:rPr>
+          <w:rFonts w:ascii="Times New Roman" w:hAnsi="Times New Roman" w:cs="Times New Roman"/>
+          <w:sz w:val="28"/>
+          <w:szCs w:val="28"/>
+        </w:rPr>
+        <w:t>Создание ветки и коммит для разработки диаграммы вариантов использования</w:t>
+      </w:r>
+    </w:p>
+    <w:p>
+      <w:pPr>
+        <w:spacing w:after="0" w:line="360" w:lineRule="auto"/>
+        <w:ind w:firstLine="709"/>
+        <w:jc w:val="both"/>
+        <w:rPr>
+          <w:rFonts w:ascii="Times New Roman" w:hAnsi="Times New Roman" w:cs="Times New Roman"/>
+          <w:sz w:val="28"/>
+          <w:szCs w:val="28"/>
+          <w:lang w:val="en-US"/>
+        </w:rPr>
+      </w:pPr>
+      <w:r>
+        <w:rPr>
+          <w:rFonts w:ascii="Times New Roman" w:hAnsi="Times New Roman" w:cs="Times New Roman"/>
+          <w:sz w:val="28"/>
+          <w:szCs w:val="28"/>
+          <w:lang w:val="en-US"/>
+        </w:rPr>
+        <w:drawing>
+          <wp:inline distT="0" distB="0" distL="0" distR="0" wp14:anchorId="1FF7E257" wp14:editId="03B2E579">
+            <wp:extent cx="4410691" cy="304843"/>
+            <wp:effectExtent l="0" t="0" r="0" b="0"/>
+            <wp:docPr id="33" name="Picture 33"/>
+            <wp:cNvGraphicFramePr>
+              <a:graphicFrameLocks xmlns:a="http://schemas.openxmlformats.org/drawingml/2006/main" noChangeAspect="1"/>
+            </wp:cNvGraphicFramePr>
+            <a:graphic xmlns:a="http://schemas.openxmlformats.org/drawingml/2006/main">
+              <a:graphicData uri="http://schemas.openxmlformats.org/drawingml/2006/picture">
+                <pic:pic xmlns:pic="http://schemas.openxmlformats.org/drawingml/2006/picture">
+                  <pic:nvPicPr>
+                    <pic:cNvPr id="1" name=""/>
+                    <pic:cNvPicPr/>
+                  </pic:nvPicPr>
+                  <pic:blipFill>
+                    <a:blip r:embed="rId37"/>
+                    <a:stretch>
+                      <a:fillRect/>
+                    </a:stretch>
+                  </pic:blipFill>
+                  <pic:spPr>
+                    <a:xfrm>
+                      <a:off x="0" y="0"/>
+                      <a:ext cx="4410691" cy="304843"/>
+                    </a:xfrm>
+                    <a:prstGeom prst="rect">
+                      <a:avLst/>
+                    </a:prstGeom>
+                  </pic:spPr>
+                </pic:pic>
+              </a:graphicData>
+            </a:graphic>
+          </wp:inline>
+        </w:drawing>
+      </w:r>
+    </w:p>
+    <w:p>
+      <w:pPr>
+        <w:spacing w:after="0" w:line="360" w:lineRule="auto"/>
+        <w:ind w:firstLine="709"/>
+        <w:jc w:val="both"/>
+        <w:rPr>
+          <w:rFonts w:ascii="Times New Roman" w:hAnsi="Times New Roman" w:cs="Times New Roman"/>
+          <w:sz w:val="28"/>
+          <w:szCs w:val="28"/>
+          <w:lang w:val="en-US"/>
+        </w:rPr>
+      </w:pPr>
+      <w:r>
+        <w:rPr>
+          <w:rFonts w:ascii="Times New Roman" w:hAnsi="Times New Roman" w:cs="Times New Roman"/>
+          <w:sz w:val="28"/>
+          <w:szCs w:val="28"/>
+          <w:lang w:val="en-US"/>
+        </w:rPr>
+        <w:drawing>
+          <wp:inline distT="0" distB="0" distL="0" distR="0" wp14:anchorId="7A875E3E" wp14:editId="0429DE1A">
+            <wp:extent cx="4400550" cy="685800"/>
+            <wp:effectExtent l="0" t="0" r="0" b="0"/>
+            <wp:docPr id="32" name="Picture 32"/>
+            <wp:cNvGraphicFramePr>
+              <a:graphicFrameLocks xmlns:a="http://schemas.openxmlformats.org/drawingml/2006/main" noChangeAspect="1"/>
+            </wp:cNvGraphicFramePr>
+            <a:graphic xmlns:a="http://schemas.openxmlformats.org/drawingml/2006/main">
+              <a:graphicData uri="http://schemas.openxmlformats.org/drawingml/2006/picture">
+                <pic:pic xmlns:pic="http://schemas.openxmlformats.org/drawingml/2006/picture">
+                  <pic:nvPicPr>
+                    <pic:cNvPr id="1" name=""/>
+                    <pic:cNvPicPr/>
+                  </pic:nvPicPr>
+                  <pic:blipFill>
+                    <a:blip r:embed="rId38"/>
+                    <a:stretch>
+                      <a:fillRect/>
+                    </a:stretch>
+                  </pic:blipFill>
+                  <pic:spPr>
+                    <a:xfrm>
+                      <a:off x="0" y="0"/>
+                      <a:ext cx="4401166" cy="685896"/>
+                    </a:xfrm>
+                    <a:prstGeom prst="rect">
+                      <a:avLst/>
+                    </a:prstGeom>
+                  </pic:spPr>
+                </pic:pic>
+              </a:graphicData>
+            </a:graphic>
+          </wp:inline>
+        </w:drawing>
+      </w:r>
+    </w:p>
+    <w:p>
+      <w:pPr>
+        <w:spacing w:after="0" w:line="360" w:lineRule="auto"/>
+        <w:ind w:firstLine="709"/>
+        <w:jc w:val="both"/>
+        <w:rPr>
+          <w:rFonts w:ascii="Times New Roman" w:hAnsi="Times New Roman" w:cs="Times New Roman"/>
+          <w:sz w:val="28"/>
+          <w:szCs w:val="28"/>
+          <w:lang w:val="en-US"/>
+        </w:rPr>
+      </w:pPr>
+    </w:p>
+    <w:p>
+      <w:pPr>
+        <w:spacing w:after="0" w:line="360" w:lineRule="auto"/>
+        <w:ind w:firstLine="709"/>
+        <w:jc w:val="both"/>
+        <w:rPr>
+          <w:rFonts w:ascii="Times New Roman" w:hAnsi="Times New Roman" w:cs="Times New Roman"/>
+          <w:sz w:val="28"/>
+          <w:szCs w:val="28"/>
+          <w:lang w:val="en-US"/>
+        </w:rPr>
+      </w:pPr>
     </w:p>
     <w:sectPr>
       <w:pgSz w:w="11906" w:h="16838"/>
@@ -48,7 +2370,7 @@
 </file>
 
 <file path=word/endnotes.xml><?xml version="1.0" encoding="utf-8"?>
-<w:endnotes xmlns:wpc="http://schemas.microsoft.com/office/word/2010/wordprocessingCanvas" xmlns:cx="http://schemas.microsoft.com/office/drawing/2014/chartex" xmlns:cx1="http://schemas.microsoft.com/office/drawing/2015/9/8/chartex" xmlns:cx2="http://schemas.microsoft.com/office/drawing/2015/10/21/chartex" xmlns:cx3="http://schemas.microsoft.com/office/drawing/2016/5/9/chartex" xmlns:cx4="http://schemas.microsoft.com/office/drawing/2016/5/10/chartex" xmlns:cx5="http://schemas.microsoft.com/office/drawing/2016/5/11/chartex" xmlns:cx6="http://schemas.microsoft.com/office/drawing/2016/5/12/chartex" xmlns:cx7="http://schemas.microsoft.com/office/drawing/2016/5/13/chartex" xmlns:cx8="http://schemas.microsoft.com/office/drawing/2016/5/14/chartex" xmlns:mc="http://schemas.openxmlformats.org/markup-compatibility/2006" xmlns:aink="http://schemas.microsoft.com/office/drawing/2016/ink" xmlns:am3d="http://schemas.microsoft.com/office/drawing/2017/model3d" xmlns:o="urn:schemas-microsoft-com:office:office" xmlns:r="http://schemas.openxmlformats.org/officeDocument/2006/relationships" xmlns:m="http://schemas.openxmlformats.org/officeDocument/2006/math" xmlns:v="urn:schemas-microsoft-com:vml" xmlns:wp14="http://schemas.microsoft.com/office/word/2010/wordprocessingDrawing" xmlns:wp="http://schemas.openxmlformats.org/drawingml/2006/wordprocessingDrawing" xmlns:w10="urn:schemas-microsoft-com:office:word" xmlns:w="http://schemas.openxmlformats.org/wordprocessingml/2006/main" xmlns:w14="http://schemas.microsoft.com/office/word/2010/wordml" xmlns:w15="http://schemas.microsoft.com/office/word/2012/wordml" xmlns:w16cex="http://schemas.microsoft.com/office/word/2018/wordml/cex" xmlns:w16cid="http://schemas.microsoft.com/office/word/2016/wordml/cid" xmlns:w16="http://schemas.microsoft.com/office/word/2018/wordml" xmlns:w16sdtdh="http://schemas.microsoft.com/office/word/2020/wordml/sdtdatahash" xmlns:w16se="http://schemas.microsoft.com/office/word/2015/wordml/symex" xmlns:wpg="http://schemas.microsoft.com/office/word/2010/wordprocessingGroup" xmlns:wpi="http://schemas.microsoft.com/office/word/2010/wordprocessingInk" xmlns:wne="http://schemas.microsoft.com/office/word/2006/wordml" xmlns:wps="http://schemas.microsoft.com/office/word/2010/wordprocessingShape" mc:Ignorable="w14 w15 w16se w16cid w16 w16cex w16sdtdh wp14">
+<w:endnotes xmlns:wpc="http://schemas.microsoft.com/office/word/2010/wordprocessingCanvas" xmlns:cx="http://schemas.microsoft.com/office/drawing/2014/chartex" xmlns:cx1="http://schemas.microsoft.com/office/drawing/2015/9/8/chartex" xmlns:cx2="http://schemas.microsoft.com/office/drawing/2015/10/21/chartex" xmlns:cx3="http://schemas.microsoft.com/office/drawing/2016/5/9/chartex" xmlns:cx4="http://schemas.microsoft.com/office/drawing/2016/5/10/chartex" xmlns:cx5="http://schemas.microsoft.com/office/drawing/2016/5/11/chartex" xmlns:cx6="http://schemas.microsoft.com/office/drawing/2016/5/12/chartex" xmlns:cx7="http://schemas.microsoft.com/office/drawing/2016/5/13/chartex" xmlns:cx8="http://schemas.microsoft.com/office/drawing/2016/5/14/chartex" xmlns:mc="http://schemas.openxmlformats.org/markup-compatibility/2006" xmlns:aink="http://schemas.microsoft.com/office/drawing/2016/ink" xmlns:am3d="http://schemas.microsoft.com/office/drawing/2017/model3d" xmlns:o="urn:schemas-microsoft-com:office:office" xmlns:oel="http://schemas.microsoft.com/office/2019/extlst" xmlns:r="http://schemas.openxmlformats.org/officeDocument/2006/relationships" xmlns:m="http://schemas.openxmlformats.org/officeDocument/2006/math" xmlns:v="urn:schemas-microsoft-com:vml" xmlns:wp14="http://schemas.microsoft.com/office/word/2010/wordprocessingDrawing" xmlns:wp="http://schemas.openxmlformats.org/drawingml/2006/wordprocessingDrawing" xmlns:w10="urn:schemas-microsoft-com:office:word" xmlns:w="http://schemas.openxmlformats.org/wordprocessingml/2006/main" xmlns:w14="http://schemas.microsoft.com/office/word/2010/wordml" xmlns:w15="http://schemas.microsoft.com/office/word/2012/wordml" xmlns:w16cex="http://schemas.microsoft.com/office/word/2018/wordml/cex" xmlns:w16cid="http://schemas.microsoft.com/office/word/2016/wordml/cid" xmlns:w16="http://schemas.microsoft.com/office/word/2018/wordml" xmlns:w16sdtdh="http://schemas.microsoft.com/office/word/2020/wordml/sdtdatahash" xmlns:w16se="http://schemas.microsoft.com/office/word/2015/wordml/symex" xmlns:wpg="http://schemas.microsoft.com/office/word/2010/wordprocessingGroup" xmlns:wpi="http://schemas.microsoft.com/office/word/2010/wordprocessingInk" xmlns:wne="http://schemas.microsoft.com/office/word/2006/wordml" xmlns:wps="http://schemas.microsoft.com/office/word/2010/wordprocessingShape" mc:Ignorable="w14 w15 w16se w16cid w16 w16cex w16sdtdh wp14">
   <w:endnote w:type="separator" w:id="-1">
     <w:p>
       <w:pPr>
@@ -73,7 +2395,7 @@
 </file>
 
 <file path=word/footnotes.xml><?xml version="1.0" encoding="utf-8"?>
-<w:footnotes xmlns:wpc="http://schemas.microsoft.com/office/word/2010/wordprocessingCanvas" xmlns:cx="http://schemas.microsoft.com/office/drawing/2014/chartex" xmlns:cx1="http://schemas.microsoft.com/office/drawing/2015/9/8/chartex" xmlns:cx2="http://schemas.microsoft.com/office/drawing/2015/10/21/chartex" xmlns:cx3="http://schemas.microsoft.com/office/drawing/2016/5/9/chartex" xmlns:cx4="http://schemas.microsoft.com/office/drawing/2016/5/10/chartex" xmlns:cx5="http://schemas.microsoft.com/office/drawing/2016/5/11/chartex" xmlns:cx6="http://schemas.microsoft.com/office/drawing/2016/5/12/chartex" xmlns:cx7="http://schemas.microsoft.com/office/drawing/2016/5/13/chartex" xmlns:cx8="http://schemas.microsoft.com/office/drawing/2016/5/14/chartex" xmlns:mc="http://schemas.openxmlformats.org/markup-compatibility/2006" xmlns:aink="http://schemas.microsoft.com/office/drawing/2016/ink" xmlns:am3d="http://schemas.microsoft.com/office/drawing/2017/model3d" xmlns:o="urn:schemas-microsoft-com:office:office" xmlns:r="http://schemas.openxmlformats.org/officeDocument/2006/relationships" xmlns:m="http://schemas.openxmlformats.org/officeDocument/2006/math" xmlns:v="urn:schemas-microsoft-com:vml" xmlns:wp14="http://schemas.microsoft.com/office/word/2010/wordprocessingDrawing" xmlns:wp="http://schemas.openxmlformats.org/drawingml/2006/wordprocessingDrawing" xmlns:w10="urn:schemas-microsoft-com:office:word" xmlns:w="http://schemas.openxmlformats.org/wordprocessingml/2006/main" xmlns:w14="http://schemas.microsoft.com/office/word/2010/wordml" xmlns:w15="http://schemas.microsoft.com/office/word/2012/wordml" xmlns:w16cex="http://schemas.microsoft.com/office/word/2018/wordml/cex" xmlns:w16cid="http://schemas.microsoft.com/office/word/2016/wordml/cid" xmlns:w16="http://schemas.microsoft.com/office/word/2018/wordml" xmlns:w16sdtdh="http://schemas.microsoft.com/office/word/2020/wordml/sdtdatahash" xmlns:w16se="http://schemas.microsoft.com/office/word/2015/wordml/symex" xmlns:wpg="http://schemas.microsoft.com/office/word/2010/wordprocessingGroup" xmlns:wpi="http://schemas.microsoft.com/office/word/2010/wordprocessingInk" xmlns:wne="http://schemas.microsoft.com/office/word/2006/wordml" xmlns:wps="http://schemas.microsoft.com/office/word/2010/wordprocessingShape" mc:Ignorable="w14 w15 w16se w16cid w16 w16cex w16sdtdh wp14">
+<w:footnotes xmlns:wpc="http://schemas.microsoft.com/office/word/2010/wordprocessingCanvas" xmlns:cx="http://schemas.microsoft.com/office/drawing/2014/chartex" xmlns:cx1="http://schemas.microsoft.com/office/drawing/2015/9/8/chartex" xmlns:cx2="http://schemas.microsoft.com/office/drawing/2015/10/21/chartex" xmlns:cx3="http://schemas.microsoft.com/office/drawing/2016/5/9/chartex" xmlns:cx4="http://schemas.microsoft.com/office/drawing/2016/5/10/chartex" xmlns:cx5="http://schemas.microsoft.com/office/drawing/2016/5/11/chartex" xmlns:cx6="http://schemas.microsoft.com/office/drawing/2016/5/12/chartex" xmlns:cx7="http://schemas.microsoft.com/office/drawing/2016/5/13/chartex" xmlns:cx8="http://schemas.microsoft.com/office/drawing/2016/5/14/chartex" xmlns:mc="http://schemas.openxmlformats.org/markup-compatibility/2006" xmlns:aink="http://schemas.microsoft.com/office/drawing/2016/ink" xmlns:am3d="http://schemas.microsoft.com/office/drawing/2017/model3d" xmlns:o="urn:schemas-microsoft-com:office:office" xmlns:oel="http://schemas.microsoft.com/office/2019/extlst" xmlns:r="http://schemas.openxmlformats.org/officeDocument/2006/relationships" xmlns:m="http://schemas.openxmlformats.org/officeDocument/2006/math" xmlns:v="urn:schemas-microsoft-com:vml" xmlns:wp14="http://schemas.microsoft.com/office/word/2010/wordprocessingDrawing" xmlns:wp="http://schemas.openxmlformats.org/drawingml/2006/wordprocessingDrawing" xmlns:w10="urn:schemas-microsoft-com:office:word" xmlns:w="http://schemas.openxmlformats.org/wordprocessingml/2006/main" xmlns:w14="http://schemas.microsoft.com/office/word/2010/wordml" xmlns:w15="http://schemas.microsoft.com/office/word/2012/wordml" xmlns:w16cex="http://schemas.microsoft.com/office/word/2018/wordml/cex" xmlns:w16cid="http://schemas.microsoft.com/office/word/2016/wordml/cid" xmlns:w16="http://schemas.microsoft.com/office/word/2018/wordml" xmlns:w16sdtdh="http://schemas.microsoft.com/office/word/2020/wordml/sdtdatahash" xmlns:w16se="http://schemas.microsoft.com/office/word/2015/wordml/symex" xmlns:wpg="http://schemas.microsoft.com/office/word/2010/wordprocessingGroup" xmlns:wpi="http://schemas.microsoft.com/office/word/2010/wordprocessingInk" xmlns:wne="http://schemas.microsoft.com/office/word/2006/wordml" xmlns:wps="http://schemas.microsoft.com/office/word/2010/wordprocessingShape" mc:Ignorable="w14 w15 w16se w16cid w16 w16cex w16sdtdh wp14">
   <w:footnote w:type="separator" w:id="-1">
     <w:p>
       <w:pPr>
@@ -492,17 +2814,18 @@
     <w:lsdException w:name="Unresolved Mention" w:semiHidden="1" w:unhideWhenUsed="1"/>
     <w:lsdException w:name="Smart Link" w:semiHidden="1" w:unhideWhenUsed="1"/>
   </w:latentStyles>
-  <w:style w:type="paragraph" w:default="1" w:styleId="a">
+  <w:style w:type="paragraph" w:default="1" w:styleId="Normal">
     <w:name w:val="Normal"/>
     <w:qFormat/>
+    <w:rsid w:val="006C71E1"/>
   </w:style>
-  <w:style w:type="character" w:default="1" w:styleId="a0">
+  <w:style w:type="character" w:default="1" w:styleId="DefaultParagraphFont">
     <w:name w:val="Default Paragraph Font"/>
     <w:uiPriority w:val="1"/>
     <w:semiHidden/>
     <w:unhideWhenUsed/>
   </w:style>
-  <w:style w:type="table" w:default="1" w:styleId="a1">
+  <w:style w:type="table" w:default="1" w:styleId="TableNormal">
     <w:name w:val="Normal Table"/>
     <w:uiPriority w:val="99"/>
     <w:semiHidden/>
@@ -517,16 +2840,16 @@
       </w:tblCellMar>
     </w:tblPr>
   </w:style>
-  <w:style w:type="numbering" w:default="1" w:styleId="a2">
+  <w:style w:type="numbering" w:default="1" w:styleId="NoList">
     <w:name w:val="No List"/>
     <w:uiPriority w:val="99"/>
     <w:semiHidden/>
     <w:unhideWhenUsed/>
   </w:style>
-  <w:style w:type="paragraph" w:styleId="a3">
+  <w:style w:type="paragraph" w:styleId="Header">
     <w:name w:val="header"/>
-    <w:basedOn w:val="a"/>
-    <w:link w:val="a4"/>
+    <w:basedOn w:val="Normal"/>
+    <w:link w:val="HeaderChar"/>
     <w:uiPriority w:val="99"/>
     <w:unhideWhenUsed/>
     <w:rsid w:val="006443DA"/>
@@ -538,17 +2861,17 @@
       <w:spacing w:after="0" w:line="240" w:lineRule="auto"/>
     </w:pPr>
   </w:style>
-  <w:style w:type="character" w:customStyle="1" w:styleId="a4">
-    <w:name w:val="Верхний колонтитул Знак"/>
-    <w:basedOn w:val="a0"/>
-    <w:link w:val="a3"/>
+  <w:style w:type="character" w:customStyle="1" w:styleId="HeaderChar">
+    <w:name w:val="Header Char"/>
+    <w:basedOn w:val="DefaultParagraphFont"/>
+    <w:link w:val="Header"/>
     <w:uiPriority w:val="99"/>
     <w:rsid w:val="006443DA"/>
   </w:style>
-  <w:style w:type="paragraph" w:styleId="a5">
+  <w:style w:type="paragraph" w:styleId="Footer">
     <w:name w:val="footer"/>
-    <w:basedOn w:val="a"/>
-    <w:link w:val="a6"/>
+    <w:basedOn w:val="Normal"/>
+    <w:link w:val="FooterChar"/>
     <w:uiPriority w:val="99"/>
     <w:unhideWhenUsed/>
     <w:rsid w:val="006443DA"/>
@@ -560,10 +2883,10 @@
       <w:spacing w:after="0" w:line="240" w:lineRule="auto"/>
     </w:pPr>
   </w:style>
-  <w:style w:type="character" w:customStyle="1" w:styleId="a6">
-    <w:name w:val="Нижний колонтитул Знак"/>
-    <w:basedOn w:val="a0"/>
-    <w:link w:val="a5"/>
+  <w:style w:type="character" w:customStyle="1" w:styleId="FooterChar">
+    <w:name w:val="Footer Char"/>
+    <w:basedOn w:val="DefaultParagraphFont"/>
+    <w:link w:val="Footer"/>
     <w:uiPriority w:val="99"/>
     <w:rsid w:val="006443DA"/>
   </w:style>
